--- a/dokumentaciok/fejlesztoi/fejlesztoi_doc.docx
+++ b/dokumentaciok/fejlesztoi/fejlesztoi_doc.docx
@@ -1235,14 +1235,352 @@
     </w:p>
     <w:p>
       <w:pPr>
+        <w:spacing w:after="0" w:line="360" w:lineRule="auto"/>
+        <w:jc w:val="both"/>
+        <w:rPr>
+          <w:sz w:val="24"/>
+          <w:szCs w:val="32"/>
+        </w:rPr>
+      </w:pPr>
+      <w:r>
         <w:rPr>
           <w:b/>
+          <w:noProof/>
           <w:sz w:val="32"/>
           <w:szCs w:val="32"/>
         </w:rPr>
-      </w:pPr>
+        <w:drawing>
+          <wp:anchor distT="0" distB="0" distL="114300" distR="114300" simplePos="0" relativeHeight="251664384" behindDoc="1" locked="0" layoutInCell="1" allowOverlap="1">
+            <wp:simplePos x="0" y="0"/>
+            <wp:positionH relativeFrom="column">
+              <wp:posOffset>-2173</wp:posOffset>
+            </wp:positionH>
+            <wp:positionV relativeFrom="paragraph">
+              <wp:posOffset>3146</wp:posOffset>
+            </wp:positionV>
+            <wp:extent cx="1736521" cy="1884160"/>
+            <wp:effectExtent l="0" t="0" r="0" b="1905"/>
+            <wp:wrapTight wrapText="bothSides">
+              <wp:wrapPolygon edited="0">
+                <wp:start x="0" y="0"/>
+                <wp:lineTo x="0" y="21403"/>
+                <wp:lineTo x="21331" y="21403"/>
+                <wp:lineTo x="21331" y="0"/>
+                <wp:lineTo x="0" y="0"/>
+              </wp:wrapPolygon>
+            </wp:wrapTight>
+            <wp:docPr id="7" name="Kép 7"/>
+            <wp:cNvGraphicFramePr>
+              <a:graphicFrameLocks xmlns:a="http://schemas.openxmlformats.org/drawingml/2006/main" noChangeAspect="1"/>
+            </wp:cNvGraphicFramePr>
+            <a:graphic xmlns:a="http://schemas.openxmlformats.org/drawingml/2006/main">
+              <a:graphicData uri="http://schemas.openxmlformats.org/drawingml/2006/picture">
+                <pic:pic xmlns:pic="http://schemas.openxmlformats.org/drawingml/2006/picture">
+                  <pic:nvPicPr>
+                    <pic:cNvPr id="7" name="users.PNG"/>
+                    <pic:cNvPicPr/>
+                  </pic:nvPicPr>
+                  <pic:blipFill rotWithShape="1">
+                    <a:blip r:embed="rId12">
+                      <a:extLst>
+                        <a:ext uri="{28A0092B-C50C-407E-A947-70E740481C1C}">
+                          <a14:useLocalDpi xmlns:a14="http://schemas.microsoft.com/office/drawing/2010/main" val="0"/>
+                        </a:ext>
+                      </a:extLst>
+                    </a:blip>
+                    <a:srcRect t="976" r="902"/>
+                    <a:stretch/>
+                  </pic:blipFill>
+                  <pic:spPr bwMode="auto">
+                    <a:xfrm>
+                      <a:off x="0" y="0"/>
+                      <a:ext cx="1736521" cy="1884160"/>
+                    </a:xfrm>
+                    <a:prstGeom prst="rect">
+                      <a:avLst/>
+                    </a:prstGeom>
+                    <a:ln>
+                      <a:noFill/>
+                    </a:ln>
+                    <a:extLst>
+                      <a:ext uri="{53640926-AAD7-44D8-BBD7-CCE9431645EC}">
+                        <a14:shadowObscured xmlns:a14="http://schemas.microsoft.com/office/drawing/2010/main"/>
+                      </a:ext>
+                    </a:extLst>
+                  </pic:spPr>
+                </pic:pic>
+              </a:graphicData>
+            </a:graphic>
+          </wp:anchor>
+        </w:drawing>
+      </w:r>
+      <w:r>
+        <w:rPr>
+          <w:sz w:val="24"/>
+          <w:szCs w:val="32"/>
+        </w:rPr>
+        <w:t>A ’</w:t>
+      </w:r>
+      <w:proofErr w:type="spellStart"/>
+      <w:r>
+        <w:rPr>
+          <w:sz w:val="24"/>
+          <w:szCs w:val="32"/>
+        </w:rPr>
+        <w:t>users</w:t>
+      </w:r>
+      <w:proofErr w:type="spellEnd"/>
+      <w:r>
+        <w:rPr>
+          <w:sz w:val="24"/>
+          <w:szCs w:val="32"/>
+        </w:rPr>
+        <w:t>’ táblában megtalálható</w:t>
+      </w:r>
+      <w:r>
+        <w:rPr>
+          <w:sz w:val="24"/>
+          <w:szCs w:val="32"/>
+        </w:rPr>
+        <w:t xml:space="preserve"> az összes regisztrált felhasználónak az adatai.</w:t>
+      </w:r>
+    </w:p>
+    <w:p>
+      <w:pPr>
+        <w:spacing w:after="0" w:line="360" w:lineRule="auto"/>
+        <w:jc w:val="both"/>
+        <w:rPr>
+          <w:sz w:val="24"/>
+          <w:szCs w:val="32"/>
+        </w:rPr>
+      </w:pPr>
+      <w:proofErr w:type="spellStart"/>
+      <w:r>
+        <w:rPr>
+          <w:b/>
+          <w:sz w:val="24"/>
+          <w:szCs w:val="32"/>
+        </w:rPr>
+        <w:t>id</w:t>
+      </w:r>
+      <w:proofErr w:type="spellEnd"/>
+      <w:r>
+        <w:rPr>
+          <w:b/>
+          <w:sz w:val="24"/>
+          <w:szCs w:val="32"/>
+        </w:rPr>
+        <w:t>:</w:t>
+      </w:r>
+      <w:r>
+        <w:rPr>
+          <w:sz w:val="24"/>
+          <w:szCs w:val="32"/>
+        </w:rPr>
+        <w:t xml:space="preserve"> A felhasználó ID-ja.</w:t>
+      </w:r>
+    </w:p>
+    <w:p>
+      <w:pPr>
+        <w:spacing w:after="0" w:line="360" w:lineRule="auto"/>
+        <w:jc w:val="both"/>
+        <w:rPr>
+          <w:sz w:val="24"/>
+          <w:szCs w:val="32"/>
+        </w:rPr>
+      </w:pPr>
+      <w:proofErr w:type="spellStart"/>
+      <w:r>
+        <w:rPr>
+          <w:b/>
+          <w:sz w:val="24"/>
+          <w:szCs w:val="32"/>
+        </w:rPr>
+        <w:t>username</w:t>
+      </w:r>
+      <w:proofErr w:type="spellEnd"/>
+      <w:r>
+        <w:rPr>
+          <w:b/>
+          <w:sz w:val="24"/>
+          <w:szCs w:val="32"/>
+        </w:rPr>
+        <w:t>:</w:t>
+      </w:r>
+      <w:r>
+        <w:rPr>
+          <w:sz w:val="24"/>
+          <w:szCs w:val="32"/>
+        </w:rPr>
+        <w:t xml:space="preserve"> A felhasználónév, mellyel a felhasználó beregisztrált. Eredetileg ez lesz megjelenítve a profilján. Ez megváltoztatható a személyes adatok módosítása gombra kattintva. </w:t>
+      </w:r>
+    </w:p>
+    <w:p>
+      <w:pPr>
+        <w:spacing w:after="0" w:line="360" w:lineRule="auto"/>
+        <w:jc w:val="both"/>
+        <w:rPr>
+          <w:sz w:val="24"/>
+          <w:szCs w:val="32"/>
+        </w:rPr>
+      </w:pPr>
+      <w:r>
+        <w:rPr>
+          <w:b/>
+          <w:sz w:val="24"/>
+          <w:szCs w:val="32"/>
+        </w:rPr>
+        <w:t>email:</w:t>
+      </w:r>
+      <w:r>
+        <w:rPr>
+          <w:sz w:val="24"/>
+          <w:szCs w:val="32"/>
+        </w:rPr>
+        <w:t xml:space="preserve"> A felhasználó által megadott email cím, ezt tudja használni majd a bejelentkezéshez. Szintén megváltoztatható.</w:t>
+      </w:r>
+    </w:p>
+    <w:p>
+      <w:pPr>
+        <w:spacing w:after="0" w:line="360" w:lineRule="auto"/>
+        <w:jc w:val="both"/>
+        <w:rPr>
+          <w:sz w:val="24"/>
+          <w:szCs w:val="32"/>
+        </w:rPr>
+      </w:pPr>
+      <w:proofErr w:type="spellStart"/>
+      <w:r>
+        <w:rPr>
+          <w:b/>
+          <w:sz w:val="24"/>
+          <w:szCs w:val="32"/>
+        </w:rPr>
+        <w:t>password</w:t>
+      </w:r>
+      <w:proofErr w:type="spellEnd"/>
+      <w:r>
+        <w:rPr>
+          <w:b/>
+          <w:sz w:val="24"/>
+          <w:szCs w:val="32"/>
+        </w:rPr>
+        <w:t>:</w:t>
+      </w:r>
+      <w:r>
+        <w:rPr>
+          <w:sz w:val="24"/>
+          <w:szCs w:val="32"/>
+        </w:rPr>
+        <w:t xml:space="preserve"> A felhasználó által megadott jelszó, szükséges a bejelentkezéshez. Később </w:t>
+      </w:r>
+      <w:proofErr w:type="spellStart"/>
+      <w:r>
+        <w:rPr>
+          <w:sz w:val="24"/>
+          <w:szCs w:val="32"/>
+        </w:rPr>
+        <w:t>megváltozatható</w:t>
+      </w:r>
+      <w:proofErr w:type="spellEnd"/>
+      <w:r>
+        <w:rPr>
+          <w:sz w:val="24"/>
+          <w:szCs w:val="32"/>
+        </w:rPr>
+        <w:t>.</w:t>
+      </w:r>
+    </w:p>
+    <w:p>
+      <w:pPr>
+        <w:spacing w:after="0" w:line="360" w:lineRule="auto"/>
+        <w:jc w:val="both"/>
+        <w:rPr>
+          <w:sz w:val="24"/>
+          <w:szCs w:val="32"/>
+        </w:rPr>
+      </w:pPr>
+      <w:r>
+        <w:rPr>
+          <w:sz w:val="24"/>
+          <w:szCs w:val="32"/>
+        </w:rPr>
+        <w:t>display: A felhasználó</w:t>
+      </w:r>
+      <w:r>
+        <w:rPr>
+          <w:sz w:val="24"/>
+          <w:szCs w:val="32"/>
+        </w:rPr>
+        <w:t xml:space="preserve"> </w:t>
+      </w:r>
+      <w:r>
+        <w:rPr>
+          <w:sz w:val="24"/>
+          <w:szCs w:val="32"/>
+        </w:rPr>
+        <w:t>tudja módosítani, hogy milyen név jelenjen meg a profilján</w:t>
+      </w:r>
+      <w:r>
+        <w:rPr>
+          <w:sz w:val="24"/>
+          <w:szCs w:val="32"/>
+        </w:rPr>
+        <w:t xml:space="preserve"> és az általa feltöltött recepteknél</w:t>
+      </w:r>
+      <w:r>
+        <w:rPr>
+          <w:sz w:val="24"/>
+          <w:szCs w:val="32"/>
+        </w:rPr>
+        <w:t xml:space="preserve">, így a </w:t>
+      </w:r>
+      <w:proofErr w:type="spellStart"/>
+      <w:r>
+        <w:rPr>
+          <w:sz w:val="24"/>
+          <w:szCs w:val="32"/>
+        </w:rPr>
+        <w:t>username</w:t>
+      </w:r>
+      <w:proofErr w:type="spellEnd"/>
+      <w:r>
+        <w:rPr>
+          <w:sz w:val="24"/>
+          <w:szCs w:val="32"/>
+        </w:rPr>
+        <w:t xml:space="preserve"> ugyanaz marad</w:t>
+      </w:r>
+      <w:r>
+        <w:rPr>
+          <w:sz w:val="24"/>
+          <w:szCs w:val="32"/>
+        </w:rPr>
+        <w:t>, mint regisztrációkor/</w:t>
+      </w:r>
+      <w:r>
+        <w:rPr>
+          <w:sz w:val="24"/>
+          <w:szCs w:val="32"/>
+        </w:rPr>
+        <w:t xml:space="preserve">utolsó </w:t>
+      </w:r>
       <w:bookmarkStart w:id="0" w:name="_GoBack"/>
       <w:bookmarkEnd w:id="0"/>
+      <w:r>
+        <w:rPr>
+          <w:sz w:val="24"/>
+          <w:szCs w:val="32"/>
+        </w:rPr>
+        <w:t>módosításánál</w:t>
+      </w:r>
+      <w:r>
+        <w:rPr>
+          <w:sz w:val="24"/>
+          <w:szCs w:val="32"/>
+        </w:rPr>
+        <w:t>.</w:t>
+      </w:r>
     </w:p>
     <w:sectPr>
       <w:pgSz w:w="11906" w:h="16838"/>
@@ -4122,7 +4460,7 @@
 </file>
 
 <file path=customXml/itemProps1.xml><?xml version="1.0" encoding="utf-8"?>
-<ds:datastoreItem xmlns:ds="http://schemas.openxmlformats.org/officeDocument/2006/customXml" ds:itemID="{2C299E0F-648C-448B-A98A-832CC5E77062}">
+<ds:datastoreItem xmlns:ds="http://schemas.openxmlformats.org/officeDocument/2006/customXml" ds:itemID="{5DAADD16-53A9-460A-B33D-070BAF1D2BF7}">
   <ds:schemaRefs>
     <ds:schemaRef ds:uri="http://schemas.openxmlformats.org/officeDocument/2006/bibliography"/>
   </ds:schemaRefs>

--- a/dokumentaciok/fejlesztoi/fejlesztoi_doc.docx
+++ b/dokumentaciok/fejlesztoi/fejlesztoi_doc.docx
@@ -1133,11 +1133,81 @@
       <w:r>
         <w:rPr>
           <w:b/>
+          <w:sz w:val="32"/>
+          <w:szCs w:val="32"/>
+        </w:rPr>
+        <w:lastRenderedPageBreak/>
+        <w:t>Fájlstruktúra</w:t>
+      </w:r>
+    </w:p>
+    <w:p>
+      <w:pPr>
+        <w:jc w:val="center"/>
+        <w:rPr>
+          <w:b/>
+          <w:sz w:val="32"/>
+          <w:szCs w:val="32"/>
+        </w:rPr>
+      </w:pPr>
+      <w:r>
+        <w:rPr>
+          <w:noProof/>
+        </w:rPr>
+        <w:drawing>
+          <wp:inline distT="0" distB="0" distL="0" distR="0" wp14:anchorId="2524BEF2" wp14:editId="0886EF14">
+            <wp:extent cx="1914525" cy="4733925"/>
+            <wp:effectExtent l="0" t="0" r="9525" b="9525"/>
+            <wp:docPr id="8" name="Kép 8"/>
+            <wp:cNvGraphicFramePr>
+              <a:graphicFrameLocks xmlns:a="http://schemas.openxmlformats.org/drawingml/2006/main" noChangeAspect="1"/>
+            </wp:cNvGraphicFramePr>
+            <a:graphic xmlns:a="http://schemas.openxmlformats.org/drawingml/2006/main">
+              <a:graphicData uri="http://schemas.openxmlformats.org/drawingml/2006/picture">
+                <pic:pic xmlns:pic="http://schemas.openxmlformats.org/drawingml/2006/picture">
+                  <pic:nvPicPr>
+                    <pic:cNvPr id="1" name=""/>
+                    <pic:cNvPicPr/>
+                  </pic:nvPicPr>
+                  <pic:blipFill>
+                    <a:blip r:embed="rId11"/>
+                    <a:stretch>
+                      <a:fillRect/>
+                    </a:stretch>
+                  </pic:blipFill>
+                  <pic:spPr>
+                    <a:xfrm>
+                      <a:off x="0" y="0"/>
+                      <a:ext cx="1914525" cy="4733925"/>
+                    </a:xfrm>
+                    <a:prstGeom prst="rect">
+                      <a:avLst/>
+                    </a:prstGeom>
+                  </pic:spPr>
+                </pic:pic>
+              </a:graphicData>
+            </a:graphic>
+          </wp:inline>
+        </w:drawing>
+      </w:r>
+      <w:bookmarkStart w:id="0" w:name="_GoBack"/>
+      <w:bookmarkEnd w:id="0"/>
+    </w:p>
+    <w:p>
+      <w:pPr>
+        <w:jc w:val="center"/>
+        <w:rPr>
+          <w:b/>
+          <w:sz w:val="32"/>
+          <w:szCs w:val="32"/>
+        </w:rPr>
+      </w:pPr>
+      <w:r>
+        <w:rPr>
+          <w:b/>
           <w:noProof/>
           <w:sz w:val="32"/>
           <w:szCs w:val="32"/>
         </w:rPr>
-        <w:lastRenderedPageBreak/>
         <w:drawing>
           <wp:anchor distT="0" distB="0" distL="114300" distR="114300" simplePos="0" relativeHeight="251663360" behindDoc="0" locked="0" layoutInCell="1" allowOverlap="1">
             <wp:simplePos x="0" y="0"/>
@@ -1162,7 +1232,7 @@
                     <pic:cNvPicPr/>
                   </pic:nvPicPr>
                   <pic:blipFill>
-                    <a:blip r:embed="rId11" cstate="print">
+                    <a:blip r:embed="rId12" cstate="print">
                       <a:extLst>
                         <a:ext uri="{28A0092B-C50C-407E-A947-70E740481C1C}">
                           <a14:useLocalDpi xmlns:a14="http://schemas.microsoft.com/office/drawing/2010/main" val="0"/>
@@ -1206,12 +1276,23 @@
           <w:szCs w:val="32"/>
         </w:rPr>
       </w:pPr>
-      <w:r>
+    </w:p>
+    <w:p>
+      <w:pPr>
+        <w:jc w:val="center"/>
         <w:rPr>
           <w:b/>
           <w:sz w:val="32"/>
           <w:szCs w:val="32"/>
         </w:rPr>
+      </w:pPr>
+      <w:r>
+        <w:rPr>
+          <w:b/>
+          <w:sz w:val="32"/>
+          <w:szCs w:val="32"/>
+        </w:rPr>
+        <w:lastRenderedPageBreak/>
         <w:t>A ’</w:t>
       </w:r>
       <w:proofErr w:type="spellStart"/>
@@ -1281,7 +1362,7 @@
                     <pic:cNvPicPr/>
                   </pic:nvPicPr>
                   <pic:blipFill rotWithShape="1">
-                    <a:blip r:embed="rId12">
+                    <a:blip r:embed="rId13">
                       <a:extLst>
                         <a:ext uri="{28A0092B-C50C-407E-A947-70E740481C1C}">
                           <a14:useLocalDpi xmlns:a14="http://schemas.microsoft.com/office/drawing/2010/main" val="0"/>
@@ -1502,10 +1583,18 @@
       </w:pPr>
       <w:r>
         <w:rPr>
-          <w:sz w:val="24"/>
-          <w:szCs w:val="32"/>
-        </w:rPr>
-        <w:t>display: A felhasználó</w:t>
+          <w:b/>
+          <w:sz w:val="24"/>
+          <w:szCs w:val="32"/>
+        </w:rPr>
+        <w:t>display:</w:t>
+      </w:r>
+      <w:r>
+        <w:rPr>
+          <w:sz w:val="24"/>
+          <w:szCs w:val="32"/>
+        </w:rPr>
+        <w:t xml:space="preserve"> A felhasználó</w:t>
       </w:r>
       <w:r>
         <w:rPr>
@@ -1565,8 +1654,6 @@
         </w:rPr>
         <w:t xml:space="preserve">utolsó </w:t>
       </w:r>
-      <w:bookmarkStart w:id="0" w:name="_GoBack"/>
-      <w:bookmarkEnd w:id="0"/>
       <w:r>
         <w:rPr>
           <w:sz w:val="24"/>
@@ -1580,6 +1667,32 @@
           <w:szCs w:val="32"/>
         </w:rPr>
         <w:t>.</w:t>
+      </w:r>
+    </w:p>
+    <w:p>
+      <w:pPr>
+        <w:spacing w:after="0" w:line="360" w:lineRule="auto"/>
+        <w:jc w:val="both"/>
+        <w:rPr>
+          <w:sz w:val="24"/>
+          <w:szCs w:val="32"/>
+        </w:rPr>
+      </w:pPr>
+      <w:proofErr w:type="spellStart"/>
+      <w:r>
+        <w:rPr>
+          <w:sz w:val="24"/>
+          <w:szCs w:val="32"/>
+        </w:rPr>
+        <w:t>profile_image_url</w:t>
+      </w:r>
+      <w:proofErr w:type="spellEnd"/>
+      <w:r>
+        <w:rPr>
+          <w:sz w:val="24"/>
+          <w:szCs w:val="32"/>
+        </w:rPr>
+        <w:t xml:space="preserve">: </w:t>
       </w:r>
     </w:p>
     <w:sectPr>
@@ -4460,7 +4573,7 @@
 </file>
 
 <file path=customXml/itemProps1.xml><?xml version="1.0" encoding="utf-8"?>
-<ds:datastoreItem xmlns:ds="http://schemas.openxmlformats.org/officeDocument/2006/customXml" ds:itemID="{5DAADD16-53A9-460A-B33D-070BAF1D2BF7}">
+<ds:datastoreItem xmlns:ds="http://schemas.openxmlformats.org/officeDocument/2006/customXml" ds:itemID="{374D59E8-939B-4DDE-9E75-39D440883CC5}">
   <ds:schemaRefs>
     <ds:schemaRef ds:uri="http://schemas.openxmlformats.org/officeDocument/2006/bibliography"/>
   </ds:schemaRefs>

--- a/dokumentaciok/fejlesztoi/fejlesztoi_doc.docx
+++ b/dokumentaciok/fejlesztoi/fejlesztoi_doc.docx
@@ -1189,8 +1189,6 @@
           </wp:inline>
         </w:drawing>
       </w:r>
-      <w:bookmarkStart w:id="0" w:name="_GoBack"/>
-      <w:bookmarkEnd w:id="0"/>
     </w:p>
     <w:p>
       <w:pPr>
@@ -1681,6 +1679,7 @@
       <w:proofErr w:type="spellStart"/>
       <w:r>
         <w:rPr>
+          <w:b/>
           <w:sz w:val="24"/>
           <w:szCs w:val="32"/>
         </w:rPr>
@@ -1694,6 +1693,1316 @@
         </w:rPr>
         <w:t xml:space="preserve">: </w:t>
       </w:r>
+      <w:r>
+        <w:rPr>
+          <w:sz w:val="24"/>
+          <w:szCs w:val="32"/>
+        </w:rPr>
+        <w:t xml:space="preserve">A felhasználó által kiválasztott profilkép, mely mentésre kerül az </w:t>
+      </w:r>
+      <w:proofErr w:type="spellStart"/>
+      <w:r>
+        <w:rPr>
+          <w:sz w:val="24"/>
+          <w:szCs w:val="32"/>
+        </w:rPr>
+        <w:t>uploads</w:t>
+      </w:r>
+      <w:proofErr w:type="spellEnd"/>
+      <w:r>
+        <w:rPr>
+          <w:sz w:val="24"/>
+          <w:szCs w:val="32"/>
+        </w:rPr>
+        <w:t xml:space="preserve"> mappába. Ezt az útvonalat menti az adatbázisba és tölti be onnan.</w:t>
+      </w:r>
+    </w:p>
+    <w:p>
+      <w:pPr>
+        <w:spacing w:after="0" w:line="360" w:lineRule="auto"/>
+        <w:jc w:val="both"/>
+        <w:rPr>
+          <w:sz w:val="24"/>
+          <w:szCs w:val="32"/>
+        </w:rPr>
+      </w:pPr>
+      <w:proofErr w:type="spellStart"/>
+      <w:r>
+        <w:rPr>
+          <w:b/>
+          <w:sz w:val="24"/>
+          <w:szCs w:val="32"/>
+        </w:rPr>
+        <w:t>about_me</w:t>
+      </w:r>
+      <w:proofErr w:type="spellEnd"/>
+      <w:r>
+        <w:rPr>
+          <w:sz w:val="24"/>
+          <w:szCs w:val="32"/>
+        </w:rPr>
+        <w:t>: A felhasználó bemutatkozásra használhatja, a profil.php oldalon tudja változtatni. Ez a szöveg kerül elmentésre.</w:t>
+      </w:r>
+    </w:p>
+    <w:p>
+      <w:pPr>
+        <w:spacing w:after="0" w:line="360" w:lineRule="auto"/>
+        <w:jc w:val="center"/>
+        <w:rPr>
+          <w:b/>
+          <w:sz w:val="32"/>
+          <w:szCs w:val="32"/>
+        </w:rPr>
+      </w:pPr>
+      <w:r>
+        <w:rPr>
+          <w:b/>
+          <w:sz w:val="32"/>
+          <w:szCs w:val="32"/>
+        </w:rPr>
+        <w:t>A ’</w:t>
+      </w:r>
+      <w:proofErr w:type="spellStart"/>
+      <w:r>
+        <w:rPr>
+          <w:b/>
+          <w:sz w:val="32"/>
+          <w:szCs w:val="32"/>
+        </w:rPr>
+        <w:t>recipes</w:t>
+      </w:r>
+      <w:proofErr w:type="spellEnd"/>
+      <w:r>
+        <w:rPr>
+          <w:b/>
+          <w:sz w:val="32"/>
+          <w:szCs w:val="32"/>
+        </w:rPr>
+        <w:t>’ tábla</w:t>
+      </w:r>
+    </w:p>
+    <w:p>
+      <w:pPr>
+        <w:spacing w:after="0" w:line="360" w:lineRule="auto"/>
+        <w:jc w:val="both"/>
+        <w:rPr>
+          <w:sz w:val="24"/>
+          <w:szCs w:val="32"/>
+        </w:rPr>
+      </w:pPr>
+      <w:r>
+        <w:rPr>
+          <w:noProof/>
+          <w:sz w:val="24"/>
+          <w:szCs w:val="32"/>
+        </w:rPr>
+        <w:drawing>
+          <wp:anchor distT="0" distB="0" distL="114300" distR="114300" simplePos="0" relativeHeight="251665408" behindDoc="1" locked="0" layoutInCell="1" allowOverlap="1">
+            <wp:simplePos x="0" y="0"/>
+            <wp:positionH relativeFrom="column">
+              <wp:posOffset>-2173</wp:posOffset>
+            </wp:positionH>
+            <wp:positionV relativeFrom="paragraph">
+              <wp:posOffset>1124</wp:posOffset>
+            </wp:positionV>
+            <wp:extent cx="1205193" cy="2181137"/>
+            <wp:effectExtent l="0" t="0" r="0" b="0"/>
+            <wp:wrapTight wrapText="bothSides">
+              <wp:wrapPolygon edited="0">
+                <wp:start x="0" y="0"/>
+                <wp:lineTo x="0" y="21323"/>
+                <wp:lineTo x="21179" y="21323"/>
+                <wp:lineTo x="21179" y="0"/>
+                <wp:lineTo x="0" y="0"/>
+              </wp:wrapPolygon>
+            </wp:wrapTight>
+            <wp:docPr id="9" name="Kép 9"/>
+            <wp:cNvGraphicFramePr>
+              <a:graphicFrameLocks xmlns:a="http://schemas.openxmlformats.org/drawingml/2006/main" noChangeAspect="1"/>
+            </wp:cNvGraphicFramePr>
+            <a:graphic xmlns:a="http://schemas.openxmlformats.org/drawingml/2006/main">
+              <a:graphicData uri="http://schemas.openxmlformats.org/drawingml/2006/picture">
+                <pic:pic xmlns:pic="http://schemas.openxmlformats.org/drawingml/2006/picture">
+                  <pic:nvPicPr>
+                    <pic:cNvPr id="9" name="recipes.PNG"/>
+                    <pic:cNvPicPr/>
+                  </pic:nvPicPr>
+                  <pic:blipFill>
+                    <a:blip r:embed="rId14">
+                      <a:extLst>
+                        <a:ext uri="{28A0092B-C50C-407E-A947-70E740481C1C}">
+                          <a14:useLocalDpi xmlns:a14="http://schemas.microsoft.com/office/drawing/2010/main" val="0"/>
+                        </a:ext>
+                      </a:extLst>
+                    </a:blip>
+                    <a:stretch>
+                      <a:fillRect/>
+                    </a:stretch>
+                  </pic:blipFill>
+                  <pic:spPr>
+                    <a:xfrm>
+                      <a:off x="0" y="0"/>
+                      <a:ext cx="1205193" cy="2181137"/>
+                    </a:xfrm>
+                    <a:prstGeom prst="rect">
+                      <a:avLst/>
+                    </a:prstGeom>
+                  </pic:spPr>
+                </pic:pic>
+              </a:graphicData>
+            </a:graphic>
+          </wp:anchor>
+        </w:drawing>
+      </w:r>
+      <w:r>
+        <w:rPr>
+          <w:sz w:val="24"/>
+          <w:szCs w:val="32"/>
+        </w:rPr>
+        <w:t>A ’</w:t>
+      </w:r>
+      <w:proofErr w:type="spellStart"/>
+      <w:r>
+        <w:rPr>
+          <w:sz w:val="24"/>
+          <w:szCs w:val="32"/>
+        </w:rPr>
+        <w:t>recipes</w:t>
+      </w:r>
+      <w:proofErr w:type="spellEnd"/>
+      <w:r>
+        <w:rPr>
+          <w:sz w:val="24"/>
+          <w:szCs w:val="32"/>
+        </w:rPr>
+        <w:t>’ tábla tárolja az összes receptet, mely megtalálható a weboldalon. Ebből töltenek be a receptek oldalai ID szerint. Ide kerülnek a felhasználók által feltöltött receptek is.</w:t>
+      </w:r>
+    </w:p>
+    <w:p>
+      <w:pPr>
+        <w:spacing w:after="0" w:line="360" w:lineRule="auto"/>
+        <w:jc w:val="both"/>
+        <w:rPr>
+          <w:sz w:val="24"/>
+          <w:szCs w:val="32"/>
+        </w:rPr>
+      </w:pPr>
+      <w:proofErr w:type="spellStart"/>
+      <w:r>
+        <w:rPr>
+          <w:b/>
+          <w:sz w:val="24"/>
+          <w:szCs w:val="32"/>
+        </w:rPr>
+        <w:t>id</w:t>
+      </w:r>
+      <w:proofErr w:type="spellEnd"/>
+      <w:r>
+        <w:rPr>
+          <w:sz w:val="24"/>
+          <w:szCs w:val="32"/>
+        </w:rPr>
+        <w:t>: A recept ID-ja.</w:t>
+      </w:r>
+    </w:p>
+    <w:p>
+      <w:pPr>
+        <w:spacing w:after="0" w:line="360" w:lineRule="auto"/>
+        <w:jc w:val="both"/>
+        <w:rPr>
+          <w:sz w:val="24"/>
+          <w:szCs w:val="32"/>
+        </w:rPr>
+      </w:pPr>
+      <w:proofErr w:type="spellStart"/>
+      <w:r>
+        <w:rPr>
+          <w:b/>
+          <w:sz w:val="24"/>
+          <w:szCs w:val="32"/>
+        </w:rPr>
+        <w:t>title</w:t>
+      </w:r>
+      <w:proofErr w:type="spellEnd"/>
+      <w:r>
+        <w:rPr>
+          <w:sz w:val="24"/>
+          <w:szCs w:val="32"/>
+        </w:rPr>
+        <w:t>: A recept neve/címe.</w:t>
+      </w:r>
+    </w:p>
+    <w:p>
+      <w:pPr>
+        <w:spacing w:after="0" w:line="360" w:lineRule="auto"/>
+        <w:jc w:val="both"/>
+        <w:rPr>
+          <w:sz w:val="24"/>
+          <w:szCs w:val="32"/>
+        </w:rPr>
+      </w:pPr>
+      <w:proofErr w:type="spellStart"/>
+      <w:r>
+        <w:rPr>
+          <w:b/>
+          <w:sz w:val="24"/>
+          <w:szCs w:val="32"/>
+        </w:rPr>
+        <w:t>image_url</w:t>
+      </w:r>
+      <w:proofErr w:type="spellEnd"/>
+      <w:r>
+        <w:rPr>
+          <w:sz w:val="24"/>
+          <w:szCs w:val="32"/>
+        </w:rPr>
+        <w:t xml:space="preserve">: A </w:t>
+      </w:r>
+      <w:r>
+        <w:rPr>
+          <w:sz w:val="24"/>
+          <w:szCs w:val="32"/>
+        </w:rPr>
+        <w:t xml:space="preserve">recept képe, melyet az </w:t>
+      </w:r>
+      <w:proofErr w:type="spellStart"/>
+      <w:r>
+        <w:rPr>
+          <w:sz w:val="24"/>
+          <w:szCs w:val="32"/>
+        </w:rPr>
+        <w:t>imgs</w:t>
+      </w:r>
+      <w:proofErr w:type="spellEnd"/>
+      <w:r>
+        <w:rPr>
+          <w:sz w:val="24"/>
+          <w:szCs w:val="32"/>
+        </w:rPr>
+        <w:t xml:space="preserve"> mappában tárolunk.</w:t>
+      </w:r>
+    </w:p>
+    <w:p>
+      <w:pPr>
+        <w:spacing w:after="0" w:line="360" w:lineRule="auto"/>
+        <w:jc w:val="both"/>
+        <w:rPr>
+          <w:sz w:val="24"/>
+          <w:szCs w:val="32"/>
+        </w:rPr>
+      </w:pPr>
+      <w:proofErr w:type="spellStart"/>
+      <w:r>
+        <w:rPr>
+          <w:b/>
+          <w:sz w:val="24"/>
+          <w:szCs w:val="32"/>
+        </w:rPr>
+        <w:t>base-servings</w:t>
+      </w:r>
+      <w:proofErr w:type="spellEnd"/>
+      <w:r>
+        <w:rPr>
+          <w:sz w:val="24"/>
+          <w:szCs w:val="32"/>
+        </w:rPr>
+        <w:t>: Be lehet állítani, hogy alapból hány főre szóljanak a hozzávalók mennyiségek. (Egyelőre a recept feltöltésnél nincs ilyen lehetőség)</w:t>
+      </w:r>
+    </w:p>
+    <w:p>
+      <w:pPr>
+        <w:spacing w:after="0" w:line="360" w:lineRule="auto"/>
+        <w:jc w:val="both"/>
+        <w:rPr>
+          <w:sz w:val="24"/>
+          <w:szCs w:val="32"/>
+        </w:rPr>
+      </w:pPr>
+      <w:proofErr w:type="spellStart"/>
+      <w:r>
+        <w:rPr>
+          <w:b/>
+          <w:sz w:val="24"/>
+          <w:szCs w:val="32"/>
+        </w:rPr>
+        <w:t>created_at</w:t>
+      </w:r>
+      <w:proofErr w:type="spellEnd"/>
+      <w:r>
+        <w:rPr>
+          <w:sz w:val="24"/>
+          <w:szCs w:val="32"/>
+        </w:rPr>
+        <w:t>: A recept feltöltésének ideje.</w:t>
+      </w:r>
+    </w:p>
+    <w:p>
+      <w:pPr>
+        <w:spacing w:after="0" w:line="360" w:lineRule="auto"/>
+        <w:jc w:val="both"/>
+        <w:rPr>
+          <w:sz w:val="24"/>
+          <w:szCs w:val="32"/>
+        </w:rPr>
+      </w:pPr>
+      <w:proofErr w:type="spellStart"/>
+      <w:r>
+        <w:rPr>
+          <w:b/>
+          <w:sz w:val="24"/>
+          <w:szCs w:val="32"/>
+        </w:rPr>
+        <w:t>created_by</w:t>
+      </w:r>
+      <w:proofErr w:type="spellEnd"/>
+      <w:r>
+        <w:rPr>
+          <w:sz w:val="24"/>
+          <w:szCs w:val="32"/>
+        </w:rPr>
+        <w:t>: A recept készítőjének ID-ja.</w:t>
+      </w:r>
+    </w:p>
+    <w:p>
+      <w:pPr>
+        <w:spacing w:after="0" w:line="360" w:lineRule="auto"/>
+        <w:jc w:val="both"/>
+        <w:rPr>
+          <w:sz w:val="24"/>
+          <w:szCs w:val="32"/>
+        </w:rPr>
+      </w:pPr>
+      <w:proofErr w:type="spellStart"/>
+      <w:r>
+        <w:rPr>
+          <w:b/>
+          <w:sz w:val="24"/>
+          <w:szCs w:val="32"/>
+        </w:rPr>
+        <w:t>time_minutes</w:t>
+      </w:r>
+      <w:proofErr w:type="spellEnd"/>
+      <w:r>
+        <w:rPr>
+          <w:sz w:val="24"/>
+          <w:szCs w:val="32"/>
+        </w:rPr>
+        <w:t>: Mennyi ideig tart elkészíteni a receptet.</w:t>
+      </w:r>
+    </w:p>
+    <w:p>
+      <w:pPr>
+        <w:spacing w:after="0" w:line="360" w:lineRule="auto"/>
+        <w:jc w:val="both"/>
+        <w:rPr>
+          <w:sz w:val="24"/>
+          <w:szCs w:val="32"/>
+        </w:rPr>
+      </w:pPr>
+      <w:r>
+        <w:rPr>
+          <w:b/>
+          <w:sz w:val="24"/>
+          <w:szCs w:val="32"/>
+        </w:rPr>
+        <w:t>cost</w:t>
+      </w:r>
+      <w:r>
+        <w:rPr>
+          <w:sz w:val="24"/>
+          <w:szCs w:val="32"/>
+        </w:rPr>
+        <w:t>: Mennyibe kerül az elkészítés. (Olcsó/Megfizethető/Drága)</w:t>
+      </w:r>
+    </w:p>
+    <w:p>
+      <w:pPr>
+        <w:spacing w:after="0" w:line="360" w:lineRule="auto"/>
+        <w:jc w:val="both"/>
+        <w:rPr>
+          <w:sz w:val="24"/>
+          <w:szCs w:val="32"/>
+        </w:rPr>
+      </w:pPr>
+      <w:proofErr w:type="spellStart"/>
+      <w:r>
+        <w:rPr>
+          <w:b/>
+          <w:sz w:val="24"/>
+          <w:szCs w:val="32"/>
+        </w:rPr>
+        <w:t>difficulty</w:t>
+      </w:r>
+      <w:proofErr w:type="spellEnd"/>
+      <w:r>
+        <w:rPr>
+          <w:sz w:val="24"/>
+          <w:szCs w:val="32"/>
+        </w:rPr>
+        <w:t>: Mennyire nehéz elkészíteni a receptet. (Könnyű/Közepes/Nehéz)</w:t>
+      </w:r>
+    </w:p>
+    <w:p>
+      <w:pPr>
+        <w:spacing w:after="0" w:line="360" w:lineRule="auto"/>
+        <w:jc w:val="center"/>
+        <w:rPr>
+          <w:b/>
+          <w:sz w:val="32"/>
+          <w:szCs w:val="32"/>
+        </w:rPr>
+      </w:pPr>
+      <w:r>
+        <w:rPr>
+          <w:b/>
+          <w:sz w:val="32"/>
+          <w:szCs w:val="32"/>
+        </w:rPr>
+        <w:lastRenderedPageBreak/>
+        <w:t>A ’</w:t>
+      </w:r>
+      <w:proofErr w:type="spellStart"/>
+      <w:r>
+        <w:rPr>
+          <w:b/>
+          <w:sz w:val="32"/>
+          <w:szCs w:val="32"/>
+        </w:rPr>
+        <w:t>recipe_ingredients</w:t>
+      </w:r>
+      <w:proofErr w:type="spellEnd"/>
+      <w:r>
+        <w:rPr>
+          <w:b/>
+          <w:sz w:val="32"/>
+          <w:szCs w:val="32"/>
+        </w:rPr>
+        <w:t>’ tábla</w:t>
+      </w:r>
+    </w:p>
+    <w:p>
+      <w:pPr>
+        <w:spacing w:after="0" w:line="360" w:lineRule="auto"/>
+        <w:rPr>
+          <w:sz w:val="24"/>
+          <w:szCs w:val="24"/>
+        </w:rPr>
+      </w:pPr>
+      <w:r>
+        <w:rPr>
+          <w:b/>
+          <w:noProof/>
+          <w:sz w:val="32"/>
+          <w:szCs w:val="32"/>
+        </w:rPr>
+        <w:drawing>
+          <wp:anchor distT="0" distB="0" distL="114300" distR="114300" simplePos="0" relativeHeight="251666432" behindDoc="1" locked="0" layoutInCell="1" allowOverlap="1">
+            <wp:simplePos x="0" y="0"/>
+            <wp:positionH relativeFrom="margin">
+              <wp:align>left</wp:align>
+            </wp:positionH>
+            <wp:positionV relativeFrom="paragraph">
+              <wp:posOffset>23926</wp:posOffset>
+            </wp:positionV>
+            <wp:extent cx="1896110" cy="1484630"/>
+            <wp:effectExtent l="0" t="0" r="8890" b="1270"/>
+            <wp:wrapTight wrapText="bothSides">
+              <wp:wrapPolygon edited="0">
+                <wp:start x="0" y="0"/>
+                <wp:lineTo x="0" y="21341"/>
+                <wp:lineTo x="21484" y="21341"/>
+                <wp:lineTo x="21484" y="0"/>
+                <wp:lineTo x="0" y="0"/>
+              </wp:wrapPolygon>
+            </wp:wrapTight>
+            <wp:docPr id="10" name="Kép 10"/>
+            <wp:cNvGraphicFramePr>
+              <a:graphicFrameLocks xmlns:a="http://schemas.openxmlformats.org/drawingml/2006/main" noChangeAspect="1"/>
+            </wp:cNvGraphicFramePr>
+            <a:graphic xmlns:a="http://schemas.openxmlformats.org/drawingml/2006/main">
+              <a:graphicData uri="http://schemas.openxmlformats.org/drawingml/2006/picture">
+                <pic:pic xmlns:pic="http://schemas.openxmlformats.org/drawingml/2006/picture">
+                  <pic:nvPicPr>
+                    <pic:cNvPr id="10" name="ingredients.PNG"/>
+                    <pic:cNvPicPr/>
+                  </pic:nvPicPr>
+                  <pic:blipFill>
+                    <a:blip r:embed="rId15">
+                      <a:extLst>
+                        <a:ext uri="{28A0092B-C50C-407E-A947-70E740481C1C}">
+                          <a14:useLocalDpi xmlns:a14="http://schemas.microsoft.com/office/drawing/2010/main" val="0"/>
+                        </a:ext>
+                      </a:extLst>
+                    </a:blip>
+                    <a:stretch>
+                      <a:fillRect/>
+                    </a:stretch>
+                  </pic:blipFill>
+                  <pic:spPr>
+                    <a:xfrm>
+                      <a:off x="0" y="0"/>
+                      <a:ext cx="1963431" cy="1537262"/>
+                    </a:xfrm>
+                    <a:prstGeom prst="rect">
+                      <a:avLst/>
+                    </a:prstGeom>
+                  </pic:spPr>
+                </pic:pic>
+              </a:graphicData>
+            </a:graphic>
+            <wp14:sizeRelH relativeFrom="margin">
+              <wp14:pctWidth>0</wp14:pctWidth>
+            </wp14:sizeRelH>
+            <wp14:sizeRelV relativeFrom="margin">
+              <wp14:pctHeight>0</wp14:pctHeight>
+            </wp14:sizeRelV>
+          </wp:anchor>
+        </w:drawing>
+      </w:r>
+      <w:r>
+        <w:rPr>
+          <w:sz w:val="24"/>
+          <w:szCs w:val="24"/>
+        </w:rPr>
+        <w:t>A ’</w:t>
+      </w:r>
+      <w:proofErr w:type="spellStart"/>
+      <w:r>
+        <w:rPr>
+          <w:sz w:val="24"/>
+          <w:szCs w:val="24"/>
+        </w:rPr>
+        <w:t>recipe_ingredients</w:t>
+      </w:r>
+      <w:proofErr w:type="spellEnd"/>
+      <w:r>
+        <w:rPr>
+          <w:sz w:val="24"/>
+          <w:szCs w:val="24"/>
+        </w:rPr>
+        <w:t>’ tábla tárolja az összes olyan hozzávalót, melyet valamelyik felhasználó</w:t>
+      </w:r>
+      <w:r>
+        <w:rPr>
+          <w:sz w:val="24"/>
+          <w:szCs w:val="24"/>
+        </w:rPr>
+        <w:t xml:space="preserve"> már beírt valamikor a recept feltöltésekor. </w:t>
+      </w:r>
+    </w:p>
+    <w:p>
+      <w:pPr>
+        <w:spacing w:after="0" w:line="360" w:lineRule="auto"/>
+        <w:rPr>
+          <w:sz w:val="24"/>
+          <w:szCs w:val="24"/>
+        </w:rPr>
+      </w:pPr>
+      <w:proofErr w:type="spellStart"/>
+      <w:r>
+        <w:rPr>
+          <w:b/>
+          <w:sz w:val="24"/>
+          <w:szCs w:val="24"/>
+        </w:rPr>
+        <w:t>id</w:t>
+      </w:r>
+      <w:proofErr w:type="spellEnd"/>
+      <w:r>
+        <w:rPr>
+          <w:sz w:val="24"/>
+          <w:szCs w:val="24"/>
+        </w:rPr>
+        <w:t xml:space="preserve">: A hozzávaló </w:t>
+      </w:r>
+      <w:r>
+        <w:rPr>
+          <w:sz w:val="24"/>
+          <w:szCs w:val="24"/>
+        </w:rPr>
+        <w:t>ID</w:t>
+      </w:r>
+      <w:r>
+        <w:rPr>
+          <w:sz w:val="24"/>
+          <w:szCs w:val="24"/>
+        </w:rPr>
+        <w:t>-ja.</w:t>
+      </w:r>
+    </w:p>
+    <w:p>
+      <w:pPr>
+        <w:spacing w:after="0" w:line="360" w:lineRule="auto"/>
+        <w:rPr>
+          <w:sz w:val="24"/>
+          <w:szCs w:val="24"/>
+        </w:rPr>
+      </w:pPr>
+      <w:proofErr w:type="spellStart"/>
+      <w:r>
+        <w:rPr>
+          <w:b/>
+          <w:sz w:val="24"/>
+          <w:szCs w:val="24"/>
+        </w:rPr>
+        <w:t>recipe_id</w:t>
+      </w:r>
+      <w:proofErr w:type="spellEnd"/>
+      <w:r>
+        <w:rPr>
+          <w:sz w:val="24"/>
+          <w:szCs w:val="24"/>
+        </w:rPr>
+        <w:t>: A hozzávalóhoz kapcsolódó recept.</w:t>
+      </w:r>
+    </w:p>
+    <w:p>
+      <w:pPr>
+        <w:spacing w:after="0" w:line="360" w:lineRule="auto"/>
+        <w:rPr>
+          <w:sz w:val="24"/>
+          <w:szCs w:val="24"/>
+        </w:rPr>
+      </w:pPr>
+      <w:proofErr w:type="spellStart"/>
+      <w:r>
+        <w:rPr>
+          <w:b/>
+          <w:sz w:val="24"/>
+          <w:szCs w:val="24"/>
+        </w:rPr>
+        <w:t>amount</w:t>
+      </w:r>
+      <w:proofErr w:type="spellEnd"/>
+      <w:r>
+        <w:rPr>
+          <w:sz w:val="24"/>
+          <w:szCs w:val="24"/>
+        </w:rPr>
+        <w:t>: A hozzávaló mennyisége.</w:t>
+      </w:r>
+    </w:p>
+    <w:p>
+      <w:pPr>
+        <w:spacing w:after="0" w:line="360" w:lineRule="auto"/>
+        <w:rPr>
+          <w:sz w:val="24"/>
+          <w:szCs w:val="24"/>
+        </w:rPr>
+      </w:pPr>
+      <w:r>
+        <w:rPr>
+          <w:b/>
+          <w:sz w:val="24"/>
+          <w:szCs w:val="24"/>
+        </w:rPr>
+        <w:t>unit</w:t>
+      </w:r>
+      <w:r>
+        <w:rPr>
+          <w:sz w:val="24"/>
+          <w:szCs w:val="24"/>
+        </w:rPr>
+        <w:t>: A hozzávaló mértékegysége.</w:t>
+      </w:r>
+    </w:p>
+    <w:p>
+      <w:pPr>
+        <w:spacing w:after="0" w:line="360" w:lineRule="auto"/>
+        <w:rPr>
+          <w:sz w:val="24"/>
+          <w:szCs w:val="24"/>
+        </w:rPr>
+      </w:pPr>
+      <w:proofErr w:type="spellStart"/>
+      <w:r>
+        <w:rPr>
+          <w:b/>
+          <w:sz w:val="24"/>
+          <w:szCs w:val="24"/>
+        </w:rPr>
+        <w:t>name</w:t>
+      </w:r>
+      <w:proofErr w:type="spellEnd"/>
+      <w:r>
+        <w:rPr>
+          <w:sz w:val="24"/>
+          <w:szCs w:val="24"/>
+        </w:rPr>
+        <w:t>: A hozzávaló neve.</w:t>
+      </w:r>
+    </w:p>
+    <w:p>
+      <w:pPr>
+        <w:spacing w:after="0" w:line="360" w:lineRule="auto"/>
+        <w:jc w:val="center"/>
+        <w:rPr>
+          <w:b/>
+          <w:sz w:val="32"/>
+          <w:szCs w:val="32"/>
+        </w:rPr>
+      </w:pPr>
+      <w:r>
+        <w:rPr>
+          <w:b/>
+          <w:sz w:val="32"/>
+          <w:szCs w:val="32"/>
+        </w:rPr>
+        <w:t>A ’</w:t>
+      </w:r>
+      <w:proofErr w:type="spellStart"/>
+      <w:r>
+        <w:rPr>
+          <w:b/>
+          <w:sz w:val="32"/>
+          <w:szCs w:val="32"/>
+        </w:rPr>
+        <w:t>recipe_steps</w:t>
+      </w:r>
+      <w:proofErr w:type="spellEnd"/>
+      <w:r>
+        <w:rPr>
+          <w:b/>
+          <w:sz w:val="32"/>
+          <w:szCs w:val="32"/>
+        </w:rPr>
+        <w:t>’ tábla</w:t>
+      </w:r>
+    </w:p>
+    <w:p>
+      <w:pPr>
+        <w:spacing w:after="0" w:line="360" w:lineRule="auto"/>
+        <w:rPr>
+          <w:sz w:val="24"/>
+          <w:szCs w:val="24"/>
+        </w:rPr>
+      </w:pPr>
+      <w:r>
+        <w:rPr>
+          <w:noProof/>
+          <w:sz w:val="24"/>
+          <w:szCs w:val="24"/>
+        </w:rPr>
+        <w:drawing>
+          <wp:anchor distT="0" distB="0" distL="114300" distR="114300" simplePos="0" relativeHeight="251667456" behindDoc="1" locked="0" layoutInCell="1" allowOverlap="1">
+            <wp:simplePos x="0" y="0"/>
+            <wp:positionH relativeFrom="column">
+              <wp:posOffset>-2173</wp:posOffset>
+            </wp:positionH>
+            <wp:positionV relativeFrom="paragraph">
+              <wp:posOffset>-4410</wp:posOffset>
+            </wp:positionV>
+            <wp:extent cx="1560352" cy="1236505"/>
+            <wp:effectExtent l="0" t="0" r="1905" b="1905"/>
+            <wp:wrapTight wrapText="bothSides">
+              <wp:wrapPolygon edited="0">
+                <wp:start x="0" y="0"/>
+                <wp:lineTo x="0" y="21300"/>
+                <wp:lineTo x="21363" y="21300"/>
+                <wp:lineTo x="21363" y="0"/>
+                <wp:lineTo x="0" y="0"/>
+              </wp:wrapPolygon>
+            </wp:wrapTight>
+            <wp:docPr id="11" name="Kép 11"/>
+            <wp:cNvGraphicFramePr>
+              <a:graphicFrameLocks xmlns:a="http://schemas.openxmlformats.org/drawingml/2006/main" noChangeAspect="1"/>
+            </wp:cNvGraphicFramePr>
+            <a:graphic xmlns:a="http://schemas.openxmlformats.org/drawingml/2006/main">
+              <a:graphicData uri="http://schemas.openxmlformats.org/drawingml/2006/picture">
+                <pic:pic xmlns:pic="http://schemas.openxmlformats.org/drawingml/2006/picture">
+                  <pic:nvPicPr>
+                    <pic:cNvPr id="11" name="steps.PNG"/>
+                    <pic:cNvPicPr/>
+                  </pic:nvPicPr>
+                  <pic:blipFill>
+                    <a:blip r:embed="rId16">
+                      <a:extLst>
+                        <a:ext uri="{28A0092B-C50C-407E-A947-70E740481C1C}">
+                          <a14:useLocalDpi xmlns:a14="http://schemas.microsoft.com/office/drawing/2010/main" val="0"/>
+                        </a:ext>
+                      </a:extLst>
+                    </a:blip>
+                    <a:stretch>
+                      <a:fillRect/>
+                    </a:stretch>
+                  </pic:blipFill>
+                  <pic:spPr>
+                    <a:xfrm>
+                      <a:off x="0" y="0"/>
+                      <a:ext cx="1560352" cy="1236505"/>
+                    </a:xfrm>
+                    <a:prstGeom prst="rect">
+                      <a:avLst/>
+                    </a:prstGeom>
+                  </pic:spPr>
+                </pic:pic>
+              </a:graphicData>
+            </a:graphic>
+          </wp:anchor>
+        </w:drawing>
+      </w:r>
+      <w:r>
+        <w:rPr>
+          <w:sz w:val="24"/>
+          <w:szCs w:val="24"/>
+        </w:rPr>
+        <w:t>A ’</w:t>
+      </w:r>
+      <w:proofErr w:type="spellStart"/>
+      <w:r>
+        <w:rPr>
+          <w:sz w:val="24"/>
+          <w:szCs w:val="24"/>
+        </w:rPr>
+        <w:t>recipe_steps</w:t>
+      </w:r>
+      <w:proofErr w:type="spellEnd"/>
+      <w:r>
+        <w:rPr>
+          <w:sz w:val="24"/>
+          <w:szCs w:val="24"/>
+        </w:rPr>
+        <w:t>’ tábla tárolja a receptekhez kapcsolódó elkészítés lépéseinek sorszámát és tartalmát.</w:t>
+      </w:r>
+    </w:p>
+    <w:p>
+      <w:pPr>
+        <w:spacing w:after="0" w:line="360" w:lineRule="auto"/>
+        <w:rPr>
+          <w:sz w:val="24"/>
+          <w:szCs w:val="24"/>
+        </w:rPr>
+      </w:pPr>
+      <w:proofErr w:type="spellStart"/>
+      <w:r>
+        <w:rPr>
+          <w:b/>
+          <w:sz w:val="24"/>
+          <w:szCs w:val="24"/>
+        </w:rPr>
+        <w:t>id</w:t>
+      </w:r>
+      <w:proofErr w:type="spellEnd"/>
+      <w:r>
+        <w:rPr>
+          <w:sz w:val="24"/>
+          <w:szCs w:val="24"/>
+        </w:rPr>
+        <w:t>: A lépés ID-ja.</w:t>
+      </w:r>
+    </w:p>
+    <w:p>
+      <w:pPr>
+        <w:spacing w:after="0" w:line="360" w:lineRule="auto"/>
+        <w:rPr>
+          <w:sz w:val="24"/>
+          <w:szCs w:val="24"/>
+        </w:rPr>
+      </w:pPr>
+      <w:proofErr w:type="spellStart"/>
+      <w:r>
+        <w:rPr>
+          <w:b/>
+          <w:sz w:val="24"/>
+          <w:szCs w:val="24"/>
+        </w:rPr>
+        <w:t>recipe_id</w:t>
+      </w:r>
+      <w:proofErr w:type="spellEnd"/>
+      <w:r>
+        <w:rPr>
+          <w:sz w:val="24"/>
+          <w:szCs w:val="24"/>
+        </w:rPr>
+        <w:t>: A lépéshez kapcsolódó recept ID-ja</w:t>
+      </w:r>
+      <w:r>
+        <w:rPr>
+          <w:sz w:val="24"/>
+          <w:szCs w:val="24"/>
+        </w:rPr>
+        <w:t>.</w:t>
+      </w:r>
+    </w:p>
+    <w:p>
+      <w:pPr>
+        <w:spacing w:after="0" w:line="360" w:lineRule="auto"/>
+        <w:rPr>
+          <w:sz w:val="24"/>
+          <w:szCs w:val="24"/>
+        </w:rPr>
+      </w:pPr>
+      <w:proofErr w:type="spellStart"/>
+      <w:r>
+        <w:rPr>
+          <w:b/>
+          <w:sz w:val="24"/>
+          <w:szCs w:val="24"/>
+        </w:rPr>
+        <w:t>step_no</w:t>
+      </w:r>
+      <w:proofErr w:type="spellEnd"/>
+      <w:r>
+        <w:rPr>
+          <w:sz w:val="24"/>
+          <w:szCs w:val="24"/>
+        </w:rPr>
+        <w:t>: A lépés sorszáma.</w:t>
+      </w:r>
+    </w:p>
+    <w:p>
+      <w:pPr>
+        <w:spacing w:after="0" w:line="360" w:lineRule="auto"/>
+        <w:rPr>
+          <w:sz w:val="24"/>
+          <w:szCs w:val="24"/>
+        </w:rPr>
+      </w:pPr>
+      <w:proofErr w:type="spellStart"/>
+      <w:r>
+        <w:rPr>
+          <w:b/>
+          <w:sz w:val="24"/>
+          <w:szCs w:val="24"/>
+        </w:rPr>
+        <w:t>step_text</w:t>
+      </w:r>
+      <w:proofErr w:type="spellEnd"/>
+      <w:r>
+        <w:rPr>
+          <w:sz w:val="24"/>
+          <w:szCs w:val="24"/>
+        </w:rPr>
+        <w:t>: A lépés leírása</w:t>
+      </w:r>
+      <w:r>
+        <w:rPr>
+          <w:sz w:val="24"/>
+          <w:szCs w:val="24"/>
+        </w:rPr>
+        <w:t>.</w:t>
+      </w:r>
+    </w:p>
+    <w:p>
+      <w:pPr>
+        <w:spacing w:after="0" w:line="360" w:lineRule="auto"/>
+        <w:jc w:val="center"/>
+        <w:rPr>
+          <w:b/>
+          <w:sz w:val="32"/>
+          <w:szCs w:val="32"/>
+        </w:rPr>
+      </w:pPr>
+      <w:r>
+        <w:rPr>
+          <w:b/>
+          <w:sz w:val="32"/>
+          <w:szCs w:val="32"/>
+        </w:rPr>
+        <w:t>A ’</w:t>
+      </w:r>
+      <w:proofErr w:type="spellStart"/>
+      <w:r>
+        <w:rPr>
+          <w:b/>
+          <w:sz w:val="32"/>
+          <w:szCs w:val="32"/>
+        </w:rPr>
+        <w:t>recipe_likes</w:t>
+      </w:r>
+      <w:proofErr w:type="spellEnd"/>
+      <w:r>
+        <w:rPr>
+          <w:b/>
+          <w:sz w:val="32"/>
+          <w:szCs w:val="32"/>
+        </w:rPr>
+        <w:t>’ tábla</w:t>
+      </w:r>
+    </w:p>
+    <w:p>
+      <w:pPr>
+        <w:spacing w:after="0" w:line="360" w:lineRule="auto"/>
+        <w:rPr>
+          <w:sz w:val="24"/>
+          <w:szCs w:val="32"/>
+        </w:rPr>
+      </w:pPr>
+      <w:r>
+        <w:rPr>
+          <w:b/>
+          <w:noProof/>
+          <w:sz w:val="32"/>
+          <w:szCs w:val="32"/>
+        </w:rPr>
+        <w:drawing>
+          <wp:anchor distT="0" distB="0" distL="114300" distR="114300" simplePos="0" relativeHeight="251668480" behindDoc="1" locked="0" layoutInCell="1" allowOverlap="1">
+            <wp:simplePos x="0" y="0"/>
+            <wp:positionH relativeFrom="margin">
+              <wp:align>left</wp:align>
+            </wp:positionH>
+            <wp:positionV relativeFrom="paragraph">
+              <wp:posOffset>5715</wp:posOffset>
+            </wp:positionV>
+            <wp:extent cx="1878965" cy="1209675"/>
+            <wp:effectExtent l="0" t="0" r="6985" b="9525"/>
+            <wp:wrapTight wrapText="bothSides">
+              <wp:wrapPolygon edited="0">
+                <wp:start x="0" y="0"/>
+                <wp:lineTo x="0" y="21430"/>
+                <wp:lineTo x="21461" y="21430"/>
+                <wp:lineTo x="21461" y="0"/>
+                <wp:lineTo x="0" y="0"/>
+              </wp:wrapPolygon>
+            </wp:wrapTight>
+            <wp:docPr id="12" name="Kép 12"/>
+            <wp:cNvGraphicFramePr>
+              <a:graphicFrameLocks xmlns:a="http://schemas.openxmlformats.org/drawingml/2006/main" noChangeAspect="1"/>
+            </wp:cNvGraphicFramePr>
+            <a:graphic xmlns:a="http://schemas.openxmlformats.org/drawingml/2006/main">
+              <a:graphicData uri="http://schemas.openxmlformats.org/drawingml/2006/picture">
+                <pic:pic xmlns:pic="http://schemas.openxmlformats.org/drawingml/2006/picture">
+                  <pic:nvPicPr>
+                    <pic:cNvPr id="12" name="likes.PNG"/>
+                    <pic:cNvPicPr/>
+                  </pic:nvPicPr>
+                  <pic:blipFill>
+                    <a:blip r:embed="rId17">
+                      <a:extLst>
+                        <a:ext uri="{28A0092B-C50C-407E-A947-70E740481C1C}">
+                          <a14:useLocalDpi xmlns:a14="http://schemas.microsoft.com/office/drawing/2010/main" val="0"/>
+                        </a:ext>
+                      </a:extLst>
+                    </a:blip>
+                    <a:stretch>
+                      <a:fillRect/>
+                    </a:stretch>
+                  </pic:blipFill>
+                  <pic:spPr>
+                    <a:xfrm>
+                      <a:off x="0" y="0"/>
+                      <a:ext cx="1878965" cy="1209675"/>
+                    </a:xfrm>
+                    <a:prstGeom prst="rect">
+                      <a:avLst/>
+                    </a:prstGeom>
+                  </pic:spPr>
+                </pic:pic>
+              </a:graphicData>
+            </a:graphic>
+            <wp14:sizeRelH relativeFrom="margin">
+              <wp14:pctWidth>0</wp14:pctWidth>
+            </wp14:sizeRelH>
+            <wp14:sizeRelV relativeFrom="margin">
+              <wp14:pctHeight>0</wp14:pctHeight>
+            </wp14:sizeRelV>
+          </wp:anchor>
+        </w:drawing>
+      </w:r>
+      <w:r>
+        <w:rPr>
+          <w:sz w:val="24"/>
+          <w:szCs w:val="32"/>
+        </w:rPr>
+        <w:t>A ’</w:t>
+      </w:r>
+      <w:proofErr w:type="spellStart"/>
+      <w:r>
+        <w:rPr>
+          <w:sz w:val="24"/>
+          <w:szCs w:val="32"/>
+        </w:rPr>
+        <w:t>recipe_likes</w:t>
+      </w:r>
+      <w:proofErr w:type="spellEnd"/>
+      <w:r>
+        <w:rPr>
+          <w:sz w:val="24"/>
+          <w:szCs w:val="32"/>
+        </w:rPr>
+        <w:t>’ tábla tárolja, hogy egy felhasználó, mely recepteket kedvelte.</w:t>
+      </w:r>
+    </w:p>
+    <w:p>
+      <w:pPr>
+        <w:spacing w:after="0" w:line="360" w:lineRule="auto"/>
+        <w:rPr>
+          <w:sz w:val="24"/>
+          <w:szCs w:val="32"/>
+        </w:rPr>
+      </w:pPr>
+      <w:proofErr w:type="spellStart"/>
+      <w:r>
+        <w:rPr>
+          <w:sz w:val="24"/>
+          <w:szCs w:val="32"/>
+        </w:rPr>
+        <w:t>id</w:t>
+      </w:r>
+      <w:proofErr w:type="spellEnd"/>
+      <w:r>
+        <w:rPr>
+          <w:sz w:val="24"/>
+          <w:szCs w:val="32"/>
+        </w:rPr>
+        <w:t>: A kedvelés ID-ja</w:t>
+      </w:r>
+      <w:r>
+        <w:rPr>
+          <w:sz w:val="24"/>
+          <w:szCs w:val="32"/>
+        </w:rPr>
+        <w:t>.</w:t>
+      </w:r>
+    </w:p>
+    <w:p>
+      <w:pPr>
+        <w:spacing w:after="0" w:line="360" w:lineRule="auto"/>
+        <w:rPr>
+          <w:sz w:val="24"/>
+          <w:szCs w:val="32"/>
+        </w:rPr>
+      </w:pPr>
+      <w:proofErr w:type="spellStart"/>
+      <w:r>
+        <w:rPr>
+          <w:sz w:val="24"/>
+          <w:szCs w:val="32"/>
+        </w:rPr>
+        <w:t>user_id</w:t>
+      </w:r>
+      <w:proofErr w:type="spellEnd"/>
+      <w:r>
+        <w:rPr>
+          <w:sz w:val="24"/>
+          <w:szCs w:val="32"/>
+        </w:rPr>
+        <w:t>: A felhasználó ID-ja.</w:t>
+      </w:r>
+    </w:p>
+    <w:p>
+      <w:pPr>
+        <w:spacing w:after="0" w:line="360" w:lineRule="auto"/>
+        <w:rPr>
+          <w:sz w:val="24"/>
+          <w:szCs w:val="32"/>
+        </w:rPr>
+      </w:pPr>
+      <w:proofErr w:type="spellStart"/>
+      <w:r>
+        <w:rPr>
+          <w:sz w:val="24"/>
+          <w:szCs w:val="32"/>
+        </w:rPr>
+        <w:t>recipe_id</w:t>
+      </w:r>
+      <w:proofErr w:type="spellEnd"/>
+      <w:r>
+        <w:rPr>
+          <w:sz w:val="24"/>
+          <w:szCs w:val="32"/>
+        </w:rPr>
+        <w:t>: A kedvelt recept ID-ja.</w:t>
+      </w:r>
+    </w:p>
+    <w:p>
+      <w:pPr>
+        <w:spacing w:after="0" w:line="360" w:lineRule="auto"/>
+        <w:jc w:val="center"/>
+        <w:rPr>
+          <w:b/>
+          <w:sz w:val="32"/>
+          <w:szCs w:val="32"/>
+        </w:rPr>
+      </w:pPr>
+      <w:r>
+        <w:rPr>
+          <w:b/>
+          <w:sz w:val="32"/>
+          <w:szCs w:val="32"/>
+        </w:rPr>
+        <w:t>A ’</w:t>
+      </w:r>
+      <w:proofErr w:type="spellStart"/>
+      <w:r>
+        <w:rPr>
+          <w:b/>
+          <w:sz w:val="32"/>
+          <w:szCs w:val="32"/>
+        </w:rPr>
+        <w:t>menu_plan</w:t>
+      </w:r>
+      <w:proofErr w:type="spellEnd"/>
+      <w:r>
+        <w:rPr>
+          <w:b/>
+          <w:sz w:val="32"/>
+          <w:szCs w:val="32"/>
+        </w:rPr>
+        <w:t>’ tábla</w:t>
+      </w:r>
+    </w:p>
+    <w:p>
+      <w:pPr>
+        <w:spacing w:after="0" w:line="360" w:lineRule="auto"/>
+        <w:jc w:val="center"/>
+        <w:rPr>
+          <w:b/>
+          <w:sz w:val="32"/>
+          <w:szCs w:val="32"/>
+        </w:rPr>
+      </w:pPr>
+      <w:r>
+        <w:rPr>
+          <w:b/>
+          <w:noProof/>
+          <w:sz w:val="32"/>
+          <w:szCs w:val="32"/>
+        </w:rPr>
+        <w:drawing>
+          <wp:inline distT="0" distB="0" distL="0" distR="0">
+            <wp:extent cx="3713670" cy="1577130"/>
+            <wp:effectExtent l="0" t="0" r="1270" b="4445"/>
+            <wp:docPr id="13" name="Kép 13"/>
+            <wp:cNvGraphicFramePr>
+              <a:graphicFrameLocks xmlns:a="http://schemas.openxmlformats.org/drawingml/2006/main" noChangeAspect="1"/>
+            </wp:cNvGraphicFramePr>
+            <a:graphic xmlns:a="http://schemas.openxmlformats.org/drawingml/2006/main">
+              <a:graphicData uri="http://schemas.openxmlformats.org/drawingml/2006/picture">
+                <pic:pic xmlns:pic="http://schemas.openxmlformats.org/drawingml/2006/picture">
+                  <pic:nvPicPr>
+                    <pic:cNvPr id="13" name="menuplan.PNG"/>
+                    <pic:cNvPicPr/>
+                  </pic:nvPicPr>
+                  <pic:blipFill>
+                    <a:blip r:embed="rId18">
+                      <a:extLst>
+                        <a:ext uri="{28A0092B-C50C-407E-A947-70E740481C1C}">
+                          <a14:useLocalDpi xmlns:a14="http://schemas.microsoft.com/office/drawing/2010/main" val="0"/>
+                        </a:ext>
+                      </a:extLst>
+                    </a:blip>
+                    <a:stretch>
+                      <a:fillRect/>
+                    </a:stretch>
+                  </pic:blipFill>
+                  <pic:spPr>
+                    <a:xfrm>
+                      <a:off x="0" y="0"/>
+                      <a:ext cx="3748908" cy="1592095"/>
+                    </a:xfrm>
+                    <a:prstGeom prst="rect">
+                      <a:avLst/>
+                    </a:prstGeom>
+                  </pic:spPr>
+                </pic:pic>
+              </a:graphicData>
+            </a:graphic>
+          </wp:inline>
+        </w:drawing>
+      </w:r>
+      <w:bookmarkStart w:id="0" w:name="_GoBack"/>
+      <w:bookmarkEnd w:id="0"/>
     </w:p>
     <w:sectPr>
       <w:pgSz w:w="11906" w:h="16838"/>
@@ -4573,7 +5882,7 @@
 </file>
 
 <file path=customXml/itemProps1.xml><?xml version="1.0" encoding="utf-8"?>
-<ds:datastoreItem xmlns:ds="http://schemas.openxmlformats.org/officeDocument/2006/customXml" ds:itemID="{374D59E8-939B-4DDE-9E75-39D440883CC5}">
+<ds:datastoreItem xmlns:ds="http://schemas.openxmlformats.org/officeDocument/2006/customXml" ds:itemID="{D9D6F0AE-1B15-4289-A9DF-CEF816AEC200}">
   <ds:schemaRefs>
     <ds:schemaRef ds:uri="http://schemas.openxmlformats.org/officeDocument/2006/bibliography"/>
   </ds:schemaRefs>

--- a/dokumentaciok/fejlesztoi/fejlesztoi_doc.docx
+++ b/dokumentaciok/fejlesztoi/fejlesztoi_doc.docx
@@ -2918,51 +2918,22 @@
       <w:r>
         <w:rPr>
           <w:b/>
-          <w:sz w:val="32"/>
-          <w:szCs w:val="32"/>
-        </w:rPr>
-        <w:t>A ’</w:t>
-      </w:r>
-      <w:proofErr w:type="spellStart"/>
-      <w:r>
-        <w:rPr>
-          <w:b/>
-          <w:sz w:val="32"/>
-          <w:szCs w:val="32"/>
-        </w:rPr>
-        <w:t>menu_plan</w:t>
-      </w:r>
-      <w:proofErr w:type="spellEnd"/>
-      <w:r>
-        <w:rPr>
-          <w:b/>
-          <w:sz w:val="32"/>
-          <w:szCs w:val="32"/>
-        </w:rPr>
-        <w:t>’ tábla</w:t>
-      </w:r>
-    </w:p>
-    <w:p>
-      <w:pPr>
-        <w:spacing w:after="0" w:line="360" w:lineRule="auto"/>
-        <w:jc w:val="center"/>
-        <w:rPr>
-          <w:b/>
-          <w:sz w:val="32"/>
-          <w:szCs w:val="32"/>
-        </w:rPr>
-      </w:pPr>
-      <w:r>
-        <w:rPr>
-          <w:b/>
           <w:noProof/>
           <w:sz w:val="32"/>
           <w:szCs w:val="32"/>
         </w:rPr>
         <w:drawing>
-          <wp:inline distT="0" distB="0" distL="0" distR="0">
+          <wp:anchor distT="0" distB="0" distL="114300" distR="114300" simplePos="0" relativeHeight="251669504" behindDoc="0" locked="0" layoutInCell="1" allowOverlap="1">
+            <wp:simplePos x="0" y="0"/>
+            <wp:positionH relativeFrom="margin">
+              <wp:align>center</wp:align>
+            </wp:positionH>
+            <wp:positionV relativeFrom="paragraph">
+              <wp:posOffset>293370</wp:posOffset>
+            </wp:positionV>
             <wp:extent cx="3713670" cy="1577130"/>
             <wp:effectExtent l="0" t="0" r="1270" b="4445"/>
+            <wp:wrapSquare wrapText="bothSides"/>
             <wp:docPr id="13" name="Kép 13"/>
             <wp:cNvGraphicFramePr>
               <a:graphicFrameLocks xmlns:a="http://schemas.openxmlformats.org/drawingml/2006/main" noChangeAspect="1"/>
@@ -2989,7 +2960,7 @@
                   <pic:spPr>
                     <a:xfrm>
                       <a:off x="0" y="0"/>
-                      <a:ext cx="3748908" cy="1592095"/>
+                      <a:ext cx="3713670" cy="1577130"/>
                     </a:xfrm>
                     <a:prstGeom prst="rect">
                       <a:avLst/>
@@ -2998,11 +2969,825 @@
                 </pic:pic>
               </a:graphicData>
             </a:graphic>
-          </wp:inline>
+          </wp:anchor>
         </w:drawing>
+      </w:r>
+      <w:r>
+        <w:rPr>
+          <w:b/>
+          <w:sz w:val="32"/>
+          <w:szCs w:val="32"/>
+        </w:rPr>
+        <w:t>A ’</w:t>
+      </w:r>
+      <w:proofErr w:type="spellStart"/>
+      <w:r>
+        <w:rPr>
+          <w:b/>
+          <w:sz w:val="32"/>
+          <w:szCs w:val="32"/>
+        </w:rPr>
+        <w:t>menu_plan</w:t>
+      </w:r>
+      <w:proofErr w:type="spellEnd"/>
+      <w:r>
+        <w:rPr>
+          <w:b/>
+          <w:sz w:val="32"/>
+          <w:szCs w:val="32"/>
+        </w:rPr>
+        <w:t>’ tábla</w:t>
+      </w:r>
+    </w:p>
+    <w:p>
+      <w:pPr>
+        <w:spacing w:after="0" w:line="360" w:lineRule="auto"/>
+        <w:jc w:val="center"/>
+        <w:rPr>
+          <w:b/>
+          <w:sz w:val="32"/>
+          <w:szCs w:val="32"/>
+        </w:rPr>
+      </w:pPr>
+    </w:p>
+    <w:p>
+      <w:pPr>
+        <w:spacing w:after="0" w:line="360" w:lineRule="auto"/>
+        <w:jc w:val="center"/>
+        <w:rPr>
+          <w:b/>
+          <w:sz w:val="32"/>
+          <w:szCs w:val="32"/>
+        </w:rPr>
+      </w:pPr>
+    </w:p>
+    <w:p>
+      <w:pPr>
+        <w:spacing w:after="0" w:line="360" w:lineRule="auto"/>
+        <w:jc w:val="center"/>
+        <w:rPr>
+          <w:b/>
+          <w:sz w:val="32"/>
+          <w:szCs w:val="32"/>
+        </w:rPr>
+      </w:pPr>
+    </w:p>
+    <w:p>
+      <w:pPr>
+        <w:spacing w:after="0" w:line="360" w:lineRule="auto"/>
+        <w:jc w:val="center"/>
+        <w:rPr>
+          <w:b/>
+          <w:sz w:val="32"/>
+          <w:szCs w:val="32"/>
+        </w:rPr>
+      </w:pPr>
+    </w:p>
+    <w:p>
+      <w:pPr>
+        <w:spacing w:after="0" w:line="360" w:lineRule="auto"/>
+        <w:rPr>
+          <w:b/>
+          <w:sz w:val="32"/>
+          <w:szCs w:val="32"/>
+        </w:rPr>
+      </w:pPr>
+    </w:p>
+    <w:p>
+      <w:pPr>
+        <w:spacing w:after="0" w:line="360" w:lineRule="auto"/>
+        <w:jc w:val="both"/>
+        <w:rPr>
+          <w:sz w:val="24"/>
+          <w:szCs w:val="32"/>
+        </w:rPr>
+      </w:pPr>
+      <w:r>
+        <w:rPr>
+          <w:sz w:val="24"/>
+          <w:szCs w:val="32"/>
+        </w:rPr>
+        <w:t>A ’</w:t>
+      </w:r>
+      <w:proofErr w:type="spellStart"/>
+      <w:r>
+        <w:rPr>
+          <w:sz w:val="24"/>
+          <w:szCs w:val="32"/>
+        </w:rPr>
+        <w:t>menu_plan</w:t>
+      </w:r>
+      <w:proofErr w:type="spellEnd"/>
+      <w:r>
+        <w:rPr>
+          <w:sz w:val="24"/>
+          <w:szCs w:val="32"/>
+        </w:rPr>
+        <w:t>’ tábla tárolja a felhasználó menütervező</w:t>
+      </w:r>
+      <w:r>
+        <w:rPr>
+          <w:sz w:val="24"/>
+          <w:szCs w:val="32"/>
+        </w:rPr>
+        <w:t>jé</w:t>
+      </w:r>
+      <w:r>
+        <w:rPr>
+          <w:sz w:val="24"/>
+          <w:szCs w:val="32"/>
+        </w:rPr>
+        <w:t>nek adatait.</w:t>
+      </w:r>
+    </w:p>
+    <w:p>
+      <w:pPr>
+        <w:spacing w:after="0" w:line="360" w:lineRule="auto"/>
+        <w:jc w:val="both"/>
+        <w:rPr>
+          <w:sz w:val="24"/>
+          <w:szCs w:val="32"/>
+        </w:rPr>
+      </w:pPr>
+      <w:proofErr w:type="spellStart"/>
+      <w:r>
+        <w:rPr>
+          <w:b/>
+          <w:sz w:val="24"/>
+          <w:szCs w:val="32"/>
+        </w:rPr>
+        <w:t>id</w:t>
+      </w:r>
+      <w:proofErr w:type="spellEnd"/>
+      <w:r>
+        <w:rPr>
+          <w:sz w:val="24"/>
+          <w:szCs w:val="32"/>
+        </w:rPr>
+        <w:t>: A menütervező egy cellájának adatai.</w:t>
+      </w:r>
+    </w:p>
+    <w:p>
+      <w:pPr>
+        <w:spacing w:after="0" w:line="360" w:lineRule="auto"/>
+        <w:jc w:val="both"/>
+        <w:rPr>
+          <w:sz w:val="24"/>
+          <w:szCs w:val="32"/>
+        </w:rPr>
+      </w:pPr>
+      <w:proofErr w:type="spellStart"/>
+      <w:r>
+        <w:rPr>
+          <w:b/>
+          <w:sz w:val="24"/>
+          <w:szCs w:val="32"/>
+        </w:rPr>
+        <w:t>user_id</w:t>
+      </w:r>
+      <w:proofErr w:type="spellEnd"/>
+      <w:r>
+        <w:rPr>
+          <w:sz w:val="24"/>
+          <w:szCs w:val="32"/>
+        </w:rPr>
+        <w:t>: A felhasználó ID-ja.</w:t>
+      </w:r>
+    </w:p>
+    <w:p>
+      <w:pPr>
+        <w:spacing w:after="0" w:line="360" w:lineRule="auto"/>
+        <w:jc w:val="both"/>
+        <w:rPr>
+          <w:sz w:val="24"/>
+          <w:szCs w:val="32"/>
+        </w:rPr>
+      </w:pPr>
+      <w:proofErr w:type="spellStart"/>
+      <w:r>
+        <w:rPr>
+          <w:b/>
+          <w:sz w:val="24"/>
+          <w:szCs w:val="32"/>
+        </w:rPr>
+        <w:lastRenderedPageBreak/>
+        <w:t>day</w:t>
+      </w:r>
+      <w:proofErr w:type="spellEnd"/>
+      <w:r>
+        <w:rPr>
+          <w:sz w:val="24"/>
+          <w:szCs w:val="32"/>
+        </w:rPr>
+        <w:t>: A cella napja.</w:t>
+      </w:r>
+    </w:p>
+    <w:p>
+      <w:pPr>
+        <w:spacing w:after="0" w:line="360" w:lineRule="auto"/>
+        <w:jc w:val="both"/>
+        <w:rPr>
+          <w:sz w:val="24"/>
+          <w:szCs w:val="32"/>
+        </w:rPr>
+      </w:pPr>
+      <w:proofErr w:type="spellStart"/>
+      <w:r>
+        <w:rPr>
+          <w:b/>
+          <w:sz w:val="24"/>
+          <w:szCs w:val="32"/>
+        </w:rPr>
+        <w:t>meal</w:t>
+      </w:r>
+      <w:proofErr w:type="spellEnd"/>
+      <w:r>
+        <w:rPr>
+          <w:sz w:val="24"/>
+          <w:szCs w:val="32"/>
+        </w:rPr>
+        <w:t>: A cella étkezése</w:t>
+      </w:r>
+      <w:r>
+        <w:rPr>
+          <w:sz w:val="24"/>
+          <w:szCs w:val="32"/>
+        </w:rPr>
+        <w:t>.</w:t>
+      </w:r>
+    </w:p>
+    <w:p>
+      <w:pPr>
+        <w:spacing w:after="0" w:line="360" w:lineRule="auto"/>
+        <w:jc w:val="both"/>
+        <w:rPr>
+          <w:sz w:val="24"/>
+          <w:szCs w:val="32"/>
+        </w:rPr>
+      </w:pPr>
+      <w:proofErr w:type="spellStart"/>
+      <w:r>
+        <w:rPr>
+          <w:b/>
+          <w:sz w:val="24"/>
+          <w:szCs w:val="32"/>
+        </w:rPr>
+        <w:t>recipe_id</w:t>
+      </w:r>
+      <w:proofErr w:type="spellEnd"/>
+      <w:r>
+        <w:rPr>
+          <w:sz w:val="24"/>
+          <w:szCs w:val="32"/>
+        </w:rPr>
+        <w:t>: A felhasználó által kiválasztott recept ID-ja</w:t>
+      </w:r>
+      <w:r>
+        <w:rPr>
+          <w:sz w:val="24"/>
+          <w:szCs w:val="32"/>
+        </w:rPr>
+        <w:t>.</w:t>
+      </w:r>
+    </w:p>
+    <w:p>
+      <w:pPr>
+        <w:spacing w:after="0" w:line="360" w:lineRule="auto"/>
+        <w:jc w:val="both"/>
+        <w:rPr>
+          <w:sz w:val="24"/>
+          <w:szCs w:val="32"/>
+        </w:rPr>
+      </w:pPr>
+      <w:proofErr w:type="spellStart"/>
+      <w:r>
+        <w:rPr>
+          <w:b/>
+          <w:sz w:val="24"/>
+          <w:szCs w:val="32"/>
+        </w:rPr>
+        <w:t>created_at</w:t>
+      </w:r>
+      <w:proofErr w:type="spellEnd"/>
+      <w:r>
+        <w:rPr>
+          <w:sz w:val="24"/>
+          <w:szCs w:val="32"/>
+        </w:rPr>
+        <w:t>: A recept kiválasztásának ideje.</w:t>
+      </w:r>
+    </w:p>
+    <w:p>
+      <w:pPr>
+        <w:spacing w:after="0" w:line="360" w:lineRule="auto"/>
+        <w:jc w:val="center"/>
+        <w:rPr>
+          <w:b/>
+          <w:sz w:val="32"/>
+          <w:szCs w:val="32"/>
+        </w:rPr>
+      </w:pPr>
+      <w:r>
+        <w:rPr>
+          <w:b/>
+          <w:sz w:val="32"/>
+          <w:szCs w:val="32"/>
+        </w:rPr>
+        <w:t>Bejelentkezett felhasználó főbb funkciói</w:t>
+      </w:r>
+    </w:p>
+    <w:p>
+      <w:pPr>
+        <w:spacing w:after="0" w:line="360" w:lineRule="auto"/>
+        <w:jc w:val="both"/>
+        <w:rPr>
+          <w:sz w:val="24"/>
+          <w:szCs w:val="32"/>
+        </w:rPr>
+      </w:pPr>
+      <w:r>
+        <w:rPr>
+          <w:sz w:val="24"/>
+          <w:szCs w:val="32"/>
+        </w:rPr>
+        <w:drawing>
+          <wp:anchor distT="0" distB="0" distL="114300" distR="114300" simplePos="0" relativeHeight="251670528" behindDoc="1" locked="0" layoutInCell="1" allowOverlap="1">
+            <wp:simplePos x="0" y="0"/>
+            <wp:positionH relativeFrom="column">
+              <wp:posOffset>-4445</wp:posOffset>
+            </wp:positionH>
+            <wp:positionV relativeFrom="paragraph">
+              <wp:posOffset>3175</wp:posOffset>
+            </wp:positionV>
+            <wp:extent cx="5760720" cy="5059680"/>
+            <wp:effectExtent l="0" t="0" r="0" b="7620"/>
+            <wp:wrapTight wrapText="bothSides">
+              <wp:wrapPolygon edited="0">
+                <wp:start x="0" y="0"/>
+                <wp:lineTo x="0" y="21551"/>
+                <wp:lineTo x="21500" y="21551"/>
+                <wp:lineTo x="21500" y="0"/>
+                <wp:lineTo x="0" y="0"/>
+              </wp:wrapPolygon>
+            </wp:wrapTight>
+            <wp:docPr id="14" name="Kép 14"/>
+            <wp:cNvGraphicFramePr>
+              <a:graphicFrameLocks xmlns:a="http://schemas.openxmlformats.org/drawingml/2006/main" noChangeAspect="1"/>
+            </wp:cNvGraphicFramePr>
+            <a:graphic xmlns:a="http://schemas.openxmlformats.org/drawingml/2006/main">
+              <a:graphicData uri="http://schemas.openxmlformats.org/drawingml/2006/picture">
+                <pic:pic xmlns:pic="http://schemas.openxmlformats.org/drawingml/2006/picture">
+                  <pic:nvPicPr>
+                    <pic:cNvPr id="14" name="menutervezo.PNG"/>
+                    <pic:cNvPicPr/>
+                  </pic:nvPicPr>
+                  <pic:blipFill>
+                    <a:blip r:embed="rId19">
+                      <a:extLst>
+                        <a:ext uri="{28A0092B-C50C-407E-A947-70E740481C1C}">
+                          <a14:useLocalDpi xmlns:a14="http://schemas.microsoft.com/office/drawing/2010/main" val="0"/>
+                        </a:ext>
+                      </a:extLst>
+                    </a:blip>
+                    <a:stretch>
+                      <a:fillRect/>
+                    </a:stretch>
+                  </pic:blipFill>
+                  <pic:spPr>
+                    <a:xfrm>
+                      <a:off x="0" y="0"/>
+                      <a:ext cx="5760720" cy="5059680"/>
+                    </a:xfrm>
+                    <a:prstGeom prst="rect">
+                      <a:avLst/>
+                    </a:prstGeom>
+                  </pic:spPr>
+                </pic:pic>
+              </a:graphicData>
+            </a:graphic>
+          </wp:anchor>
+        </w:drawing>
+      </w:r>
+      <w:r>
+        <w:rPr>
+          <w:sz w:val="24"/>
+          <w:szCs w:val="32"/>
+        </w:rPr>
+        <w:t>A menütervező funkció lehetővé teszi a felhasználók számára, hogy egyedi heti vagy napi menüket állítsanak össze a rendelkezésre álló receptek alapján.</w:t>
+      </w:r>
+    </w:p>
+    <w:p>
+      <w:pPr>
+        <w:pStyle w:val="Listaszerbekezds"/>
+        <w:numPr>
+          <w:ilvl w:val="0"/>
+          <w:numId w:val="23"/>
+        </w:numPr>
+        <w:rPr>
+          <w:sz w:val="24"/>
+          <w:szCs w:val="24"/>
+        </w:rPr>
+      </w:pPr>
+      <w:r>
+        <w:rPr>
+          <w:b/>
+          <w:sz w:val="24"/>
+          <w:szCs w:val="24"/>
+        </w:rPr>
+        <w:t>Menütervező oldal megnyitása</w:t>
+      </w:r>
+      <w:r>
+        <w:rPr>
+          <w:sz w:val="24"/>
+          <w:szCs w:val="24"/>
+        </w:rPr>
+        <w:t>:</w:t>
+      </w:r>
+    </w:p>
+    <w:p>
+      <w:pPr>
+        <w:ind w:left="720"/>
+        <w:rPr>
+          <w:sz w:val="24"/>
+          <w:szCs w:val="24"/>
+        </w:rPr>
+      </w:pPr>
+      <w:r>
+        <w:rPr>
+          <w:sz w:val="24"/>
+          <w:szCs w:val="24"/>
+        </w:rPr>
+        <w:t xml:space="preserve">A felhasználó a </w:t>
+      </w:r>
+      <w:proofErr w:type="spellStart"/>
+      <w:r>
+        <w:rPr>
+          <w:sz w:val="24"/>
+          <w:szCs w:val="24"/>
+        </w:rPr>
+        <w:t>főmenüből</w:t>
+      </w:r>
+      <w:proofErr w:type="spellEnd"/>
+      <w:r>
+        <w:rPr>
+          <w:sz w:val="24"/>
+          <w:szCs w:val="24"/>
+        </w:rPr>
+        <w:t xml:space="preserve"> navigál a menütervező oldalra.</w:t>
+      </w:r>
+    </w:p>
+    <w:p>
+      <w:pPr>
+        <w:ind w:left="720"/>
+        <w:rPr>
+          <w:sz w:val="24"/>
+          <w:szCs w:val="24"/>
+        </w:rPr>
+      </w:pPr>
+      <w:r>
+        <w:rPr>
+          <w:sz w:val="24"/>
+          <w:szCs w:val="24"/>
+        </w:rPr>
+        <w:t>Az oldal betöltésekor a rendszer automatikusan lekéri az adatbázisból a felhasználó által feltöltött recepteket.</w:t>
+      </w:r>
+    </w:p>
+    <w:p>
+      <w:pPr>
+        <w:pStyle w:val="Listaszerbekezds"/>
+        <w:numPr>
+          <w:ilvl w:val="0"/>
+          <w:numId w:val="23"/>
+        </w:numPr>
+        <w:rPr>
+          <w:sz w:val="24"/>
+          <w:szCs w:val="24"/>
+        </w:rPr>
+      </w:pPr>
+      <w:r>
+        <w:rPr>
+          <w:b/>
+          <w:sz w:val="24"/>
+          <w:szCs w:val="24"/>
+        </w:rPr>
+        <w:t>Időszak kiválasztása</w:t>
+      </w:r>
+      <w:r>
+        <w:rPr>
+          <w:sz w:val="24"/>
+          <w:szCs w:val="24"/>
+        </w:rPr>
+        <w:t>:</w:t>
+      </w:r>
+    </w:p>
+    <w:p>
+      <w:pPr>
+        <w:ind w:left="709"/>
+        <w:rPr>
+          <w:sz w:val="24"/>
+          <w:szCs w:val="24"/>
+        </w:rPr>
+      </w:pPr>
+      <w:r>
+        <w:rPr>
+          <w:sz w:val="24"/>
+          <w:szCs w:val="24"/>
+        </w:rPr>
+        <w:t xml:space="preserve">A felhasználó kiválaszthatja, hogy </w:t>
+      </w:r>
+      <w:r>
+        <w:rPr>
+          <w:sz w:val="24"/>
+          <w:szCs w:val="24"/>
+        </w:rPr>
+        <w:t>melyik nap melyik étkezésére szeretne receptet kiválasztani.</w:t>
+      </w:r>
+    </w:p>
+    <w:p>
+      <w:pPr>
+        <w:pStyle w:val="Listaszerbekezds"/>
+        <w:numPr>
+          <w:ilvl w:val="0"/>
+          <w:numId w:val="23"/>
+        </w:numPr>
+        <w:rPr>
+          <w:sz w:val="24"/>
+          <w:szCs w:val="24"/>
+        </w:rPr>
+      </w:pPr>
+      <w:r>
+        <w:rPr>
+          <w:b/>
+          <w:sz w:val="24"/>
+          <w:szCs w:val="24"/>
+        </w:rPr>
+        <w:lastRenderedPageBreak/>
+        <w:t>Receptek hozzáadása</w:t>
+      </w:r>
+      <w:r>
+        <w:rPr>
+          <w:sz w:val="24"/>
+          <w:szCs w:val="24"/>
+        </w:rPr>
+        <w:t>:</w:t>
+      </w:r>
+    </w:p>
+    <w:p>
+      <w:pPr>
+        <w:ind w:left="709"/>
+        <w:rPr>
+          <w:sz w:val="24"/>
+          <w:szCs w:val="24"/>
+        </w:rPr>
+      </w:pPr>
+      <w:r>
+        <w:rPr>
+          <w:sz w:val="24"/>
+          <w:szCs w:val="24"/>
+        </w:rPr>
+        <w:t xml:space="preserve">Felugrik az </w:t>
+      </w:r>
+      <w:proofErr w:type="spellStart"/>
+      <w:r>
+        <w:rPr>
+          <w:sz w:val="24"/>
+          <w:szCs w:val="24"/>
+        </w:rPr>
+        <w:t>overlay</w:t>
+      </w:r>
+      <w:proofErr w:type="spellEnd"/>
+      <w:r>
+        <w:rPr>
+          <w:sz w:val="24"/>
+          <w:szCs w:val="24"/>
+        </w:rPr>
+        <w:t>, a</w:t>
+      </w:r>
+      <w:r>
+        <w:rPr>
+          <w:sz w:val="24"/>
+          <w:szCs w:val="24"/>
+        </w:rPr>
+        <w:t xml:space="preserve"> felhasználó a rendelkezésre álló receptek közül kiválasztja, hogy melyik étel kerüljön az adott napra</w:t>
+      </w:r>
+      <w:r>
+        <w:rPr>
+          <w:sz w:val="24"/>
+          <w:szCs w:val="24"/>
+        </w:rPr>
+        <w:t>.</w:t>
+      </w:r>
+    </w:p>
+    <w:p>
+      <w:pPr>
+        <w:ind w:left="709"/>
+        <w:rPr>
+          <w:sz w:val="24"/>
+          <w:szCs w:val="24"/>
+        </w:rPr>
+      </w:pPr>
+      <w:r>
+        <w:rPr>
+          <w:sz w:val="24"/>
+          <w:szCs w:val="24"/>
+        </w:rPr>
+        <w:t>A kiválasztott receptek megjelennek a menüben.</w:t>
+      </w:r>
+    </w:p>
+    <w:p>
+      <w:pPr>
+        <w:jc w:val="center"/>
+        <w:rPr>
+          <w:b/>
+          <w:sz w:val="32"/>
+          <w:szCs w:val="32"/>
+        </w:rPr>
+      </w:pPr>
+      <w:r>
+        <w:rPr>
+          <w:b/>
+          <w:sz w:val="32"/>
+          <w:szCs w:val="32"/>
+        </w:rPr>
+        <w:t>Recept feltöltés</w:t>
+      </w:r>
+    </w:p>
+    <w:p>
+      <w:pPr>
+        <w:rPr>
+          <w:sz w:val="24"/>
+          <w:szCs w:val="24"/>
+        </w:rPr>
+      </w:pPr>
+      <w:r>
+        <w:rPr>
+          <w:sz w:val="24"/>
+          <w:szCs w:val="24"/>
+        </w:rPr>
+        <w:t>A receptfeltöltés funkció lehetővé teszi a felhasználók számára, hogy saját receptjeiket hozzáadják a rendszerhez, amelyeket később felhasználhatnak a menütervezés során.</w:t>
+      </w:r>
+    </w:p>
+    <w:p>
+      <w:r>
+        <w:t>Receptfeltöltő oldal megnyitása:</w:t>
+      </w:r>
+    </w:p>
+    <w:p>
+      <w:r>
+        <w:t xml:space="preserve">A felhasználó a </w:t>
+      </w:r>
+      <w:proofErr w:type="spellStart"/>
+      <w:r>
+        <w:t>főmenüből</w:t>
+      </w:r>
+      <w:proofErr w:type="spellEnd"/>
+      <w:r>
+        <w:t xml:space="preserve"> navigál a receptfeltöltő oldalra.</w:t>
+      </w:r>
+    </w:p>
+    <w:p>
+      <w:r>
+        <w:t>Receptadatok megadása:</w:t>
+      </w:r>
+    </w:p>
+    <w:p>
+      <w:r>
+        <w:t>A felhasználó kitölti a recepthez tartozó mezőket, például:</w:t>
+      </w:r>
+    </w:p>
+    <w:p>
+      <w:r>
+        <w:t>Recept neve</w:t>
+      </w:r>
+    </w:p>
+    <w:p>
+      <w:r>
+        <w:t>Hozzávalók listája (mennyiségekkel)</w:t>
+      </w:r>
+    </w:p>
+    <w:p>
+      <w:r>
+        <w:t>Elkészítési idő</w:t>
+      </w:r>
+    </w:p>
+    <w:p>
+      <w:r>
+        <w:t>Elkészítési lépések</w:t>
+      </w:r>
+    </w:p>
+    <w:p>
+      <w:r>
+        <w:t>Kategória (pl. reggeli, ebéd, vacsora)</w:t>
       </w:r>
       <w:bookmarkStart w:id="0" w:name="_GoBack"/>
       <w:bookmarkEnd w:id="0"/>
+    </w:p>
+    <w:p>
+      <w:r>
+        <w:t>Opcionálisan képet is feltölthet az ételről.</w:t>
+      </w:r>
+    </w:p>
+    <w:p>
+      <w:r>
+        <w:t>Adatok ellenőrzése:</w:t>
+      </w:r>
+    </w:p>
+    <w:p>
+      <w:r>
+        <w:t>A rendszer ellenőrzi, hogy minden kötelező mező ki van-e töltve.</w:t>
+      </w:r>
+    </w:p>
+    <w:p>
+      <w:r>
+        <w:t>Hibás vagy hiányos adatok esetén hibaüzenetet jelenít meg.</w:t>
+      </w:r>
+    </w:p>
+    <w:p>
+      <w:r>
+        <w:t>Mentés:</w:t>
+      </w:r>
+    </w:p>
+    <w:p>
+      <w:r>
+        <w:t>A felhasználó elmenti a receptet, amelyet a rendszer az adatbázisban tárol.</w:t>
+      </w:r>
+    </w:p>
+    <w:p>
+      <w:r>
+        <w:t>Sikeres mentés után a recept elérhetővé válik a menütervezőben.</w:t>
+      </w:r>
+    </w:p>
+    <w:p>
+      <w:pPr>
+        <w:rPr>
+          <w:sz w:val="24"/>
+          <w:szCs w:val="24"/>
+        </w:rPr>
+      </w:pPr>
+      <w:r>
+        <w:rPr>
+          <w:sz w:val="24"/>
+          <w:szCs w:val="24"/>
+        </w:rPr>
+        <w:lastRenderedPageBreak/>
+        <w:drawing>
+          <wp:anchor distT="0" distB="0" distL="114300" distR="114300" simplePos="0" relativeHeight="251671552" behindDoc="1" locked="0" layoutInCell="1" allowOverlap="1" wp14:anchorId="4713EF2F">
+            <wp:simplePos x="0" y="0"/>
+            <wp:positionH relativeFrom="column">
+              <wp:posOffset>-4445</wp:posOffset>
+            </wp:positionH>
+            <wp:positionV relativeFrom="paragraph">
+              <wp:posOffset>0</wp:posOffset>
+            </wp:positionV>
+            <wp:extent cx="5760720" cy="5572760"/>
+            <wp:effectExtent l="0" t="0" r="0" b="8890"/>
+            <wp:wrapTight wrapText="bothSides">
+              <wp:wrapPolygon edited="0">
+                <wp:start x="0" y="0"/>
+                <wp:lineTo x="0" y="21561"/>
+                <wp:lineTo x="21500" y="21561"/>
+                <wp:lineTo x="21500" y="0"/>
+                <wp:lineTo x="0" y="0"/>
+              </wp:wrapPolygon>
+            </wp:wrapTight>
+            <wp:docPr id="15" name="Kép 15"/>
+            <wp:cNvGraphicFramePr>
+              <a:graphicFrameLocks xmlns:a="http://schemas.openxmlformats.org/drawingml/2006/main" noChangeAspect="1"/>
+            </wp:cNvGraphicFramePr>
+            <a:graphic xmlns:a="http://schemas.openxmlformats.org/drawingml/2006/main">
+              <a:graphicData uri="http://schemas.openxmlformats.org/drawingml/2006/picture">
+                <pic:pic xmlns:pic="http://schemas.openxmlformats.org/drawingml/2006/picture">
+                  <pic:nvPicPr>
+                    <pic:cNvPr id="1" name=""/>
+                    <pic:cNvPicPr/>
+                  </pic:nvPicPr>
+                  <pic:blipFill>
+                    <a:blip r:embed="rId20">
+                      <a:extLst>
+                        <a:ext uri="{28A0092B-C50C-407E-A947-70E740481C1C}">
+                          <a14:useLocalDpi xmlns:a14="http://schemas.microsoft.com/office/drawing/2010/main" val="0"/>
+                        </a:ext>
+                      </a:extLst>
+                    </a:blip>
+                    <a:stretch>
+                      <a:fillRect/>
+                    </a:stretch>
+                  </pic:blipFill>
+                  <pic:spPr>
+                    <a:xfrm>
+                      <a:off x="0" y="0"/>
+                      <a:ext cx="5760720" cy="5572760"/>
+                    </a:xfrm>
+                    <a:prstGeom prst="rect">
+                      <a:avLst/>
+                    </a:prstGeom>
+                  </pic:spPr>
+                </pic:pic>
+              </a:graphicData>
+            </a:graphic>
+          </wp:anchor>
+        </w:drawing>
+      </w:r>
     </w:p>
     <w:sectPr>
       <w:pgSz w:w="11906" w:h="16838"/>
@@ -3804,6 +4589,92 @@
     </w:lvl>
   </w:abstractNum>
   <w:abstractNum w:abstractNumId="8" w15:restartNumberingAfterBreak="0">
+    <w:nsid w:val="2A583A47"/>
+    <w:multiLevelType w:val="hybridMultilevel"/>
+    <w:tmpl w:val="DB48D606"/>
+    <w:lvl w:ilvl="0" w:tplc="040E000F">
+      <w:start w:val="1"/>
+      <w:numFmt w:val="decimal"/>
+      <w:lvlText w:val="%1."/>
+      <w:lvlJc w:val="left"/>
+      <w:pPr>
+        <w:ind w:left="720" w:hanging="360"/>
+      </w:pPr>
+    </w:lvl>
+    <w:lvl w:ilvl="1" w:tplc="040E0019" w:tentative="1">
+      <w:start w:val="1"/>
+      <w:numFmt w:val="lowerLetter"/>
+      <w:lvlText w:val="%2."/>
+      <w:lvlJc w:val="left"/>
+      <w:pPr>
+        <w:ind w:left="1440" w:hanging="360"/>
+      </w:pPr>
+    </w:lvl>
+    <w:lvl w:ilvl="2" w:tplc="040E001B" w:tentative="1">
+      <w:start w:val="1"/>
+      <w:numFmt w:val="lowerRoman"/>
+      <w:lvlText w:val="%3."/>
+      <w:lvlJc w:val="right"/>
+      <w:pPr>
+        <w:ind w:left="2160" w:hanging="180"/>
+      </w:pPr>
+    </w:lvl>
+    <w:lvl w:ilvl="3" w:tplc="040E000F" w:tentative="1">
+      <w:start w:val="1"/>
+      <w:numFmt w:val="decimal"/>
+      <w:lvlText w:val="%4."/>
+      <w:lvlJc w:val="left"/>
+      <w:pPr>
+        <w:ind w:left="2880" w:hanging="360"/>
+      </w:pPr>
+    </w:lvl>
+    <w:lvl w:ilvl="4" w:tplc="040E0019" w:tentative="1">
+      <w:start w:val="1"/>
+      <w:numFmt w:val="lowerLetter"/>
+      <w:lvlText w:val="%5."/>
+      <w:lvlJc w:val="left"/>
+      <w:pPr>
+        <w:ind w:left="3600" w:hanging="360"/>
+      </w:pPr>
+    </w:lvl>
+    <w:lvl w:ilvl="5" w:tplc="040E001B" w:tentative="1">
+      <w:start w:val="1"/>
+      <w:numFmt w:val="lowerRoman"/>
+      <w:lvlText w:val="%6."/>
+      <w:lvlJc w:val="right"/>
+      <w:pPr>
+        <w:ind w:left="4320" w:hanging="180"/>
+      </w:pPr>
+    </w:lvl>
+    <w:lvl w:ilvl="6" w:tplc="040E000F" w:tentative="1">
+      <w:start w:val="1"/>
+      <w:numFmt w:val="decimal"/>
+      <w:lvlText w:val="%7."/>
+      <w:lvlJc w:val="left"/>
+      <w:pPr>
+        <w:ind w:left="5040" w:hanging="360"/>
+      </w:pPr>
+    </w:lvl>
+    <w:lvl w:ilvl="7" w:tplc="040E0019" w:tentative="1">
+      <w:start w:val="1"/>
+      <w:numFmt w:val="lowerLetter"/>
+      <w:lvlText w:val="%8."/>
+      <w:lvlJc w:val="left"/>
+      <w:pPr>
+        <w:ind w:left="5760" w:hanging="360"/>
+      </w:pPr>
+    </w:lvl>
+    <w:lvl w:ilvl="8" w:tplc="040E001B" w:tentative="1">
+      <w:start w:val="1"/>
+      <w:numFmt w:val="lowerRoman"/>
+      <w:lvlText w:val="%9."/>
+      <w:lvlJc w:val="right"/>
+      <w:pPr>
+        <w:ind w:left="6480" w:hanging="180"/>
+      </w:pPr>
+    </w:lvl>
+  </w:abstractNum>
+  <w:abstractNum w:abstractNumId="9" w15:restartNumberingAfterBreak="0">
     <w:nsid w:val="2BC7279D"/>
     <w:multiLevelType w:val="hybridMultilevel"/>
     <w:tmpl w:val="27101032"/>
@@ -3915,7 +4786,7 @@
       </w:rPr>
     </w:lvl>
   </w:abstractNum>
-  <w:abstractNum w:abstractNumId="9" w15:restartNumberingAfterBreak="0">
+  <w:abstractNum w:abstractNumId="10" w15:restartNumberingAfterBreak="0">
     <w:nsid w:val="382D64A3"/>
     <w:multiLevelType w:val="hybridMultilevel"/>
     <w:tmpl w:val="3AE85CE2"/>
@@ -4028,7 +4899,7 @@
       </w:rPr>
     </w:lvl>
   </w:abstractNum>
-  <w:abstractNum w:abstractNumId="10" w15:restartNumberingAfterBreak="0">
+  <w:abstractNum w:abstractNumId="11" w15:restartNumberingAfterBreak="0">
     <w:nsid w:val="3E1F5D28"/>
     <w:multiLevelType w:val="hybridMultilevel"/>
     <w:tmpl w:val="CB5C062C"/>
@@ -4117,7 +4988,7 @@
       </w:pPr>
     </w:lvl>
   </w:abstractNum>
-  <w:abstractNum w:abstractNumId="11" w15:restartNumberingAfterBreak="0">
+  <w:abstractNum w:abstractNumId="12" w15:restartNumberingAfterBreak="0">
     <w:nsid w:val="3F97511A"/>
     <w:multiLevelType w:val="hybridMultilevel"/>
     <w:tmpl w:val="3E0019C0"/>
@@ -4203,7 +5074,124 @@
       </w:pPr>
     </w:lvl>
   </w:abstractNum>
-  <w:abstractNum w:abstractNumId="12" w15:restartNumberingAfterBreak="0">
+  <w:abstractNum w:abstractNumId="13" w15:restartNumberingAfterBreak="0">
+    <w:nsid w:val="42381851"/>
+    <w:multiLevelType w:val="multilevel"/>
+    <w:tmpl w:val="4622E304"/>
+    <w:lvl w:ilvl="0">
+      <w:start w:val="1"/>
+      <w:numFmt w:val="decimal"/>
+      <w:lvlText w:val="%1."/>
+      <w:lvlJc w:val="left"/>
+      <w:pPr>
+        <w:tabs>
+          <w:tab w:val="num" w:pos="720"/>
+        </w:tabs>
+        <w:ind w:left="720" w:hanging="360"/>
+      </w:pPr>
+    </w:lvl>
+    <w:lvl w:ilvl="1">
+      <w:start w:val="1"/>
+      <w:numFmt w:val="bullet"/>
+      <w:lvlText w:val="o"/>
+      <w:lvlJc w:val="left"/>
+      <w:pPr>
+        <w:tabs>
+          <w:tab w:val="num" w:pos="1440"/>
+        </w:tabs>
+        <w:ind w:left="1440" w:hanging="360"/>
+      </w:pPr>
+      <w:rPr>
+        <w:rFonts w:ascii="Courier New" w:hAnsi="Courier New" w:hint="default"/>
+        <w:sz w:val="20"/>
+      </w:rPr>
+    </w:lvl>
+    <w:lvl w:ilvl="2" w:tentative="1">
+      <w:start w:val="1"/>
+      <w:numFmt w:val="decimal"/>
+      <w:lvlText w:val="%3."/>
+      <w:lvlJc w:val="left"/>
+      <w:pPr>
+        <w:tabs>
+          <w:tab w:val="num" w:pos="2160"/>
+        </w:tabs>
+        <w:ind w:left="2160" w:hanging="360"/>
+      </w:pPr>
+    </w:lvl>
+    <w:lvl w:ilvl="3" w:tentative="1">
+      <w:start w:val="1"/>
+      <w:numFmt w:val="decimal"/>
+      <w:lvlText w:val="%4."/>
+      <w:lvlJc w:val="left"/>
+      <w:pPr>
+        <w:tabs>
+          <w:tab w:val="num" w:pos="2880"/>
+        </w:tabs>
+        <w:ind w:left="2880" w:hanging="360"/>
+      </w:pPr>
+    </w:lvl>
+    <w:lvl w:ilvl="4" w:tentative="1">
+      <w:start w:val="1"/>
+      <w:numFmt w:val="decimal"/>
+      <w:lvlText w:val="%5."/>
+      <w:lvlJc w:val="left"/>
+      <w:pPr>
+        <w:tabs>
+          <w:tab w:val="num" w:pos="3600"/>
+        </w:tabs>
+        <w:ind w:left="3600" w:hanging="360"/>
+      </w:pPr>
+    </w:lvl>
+    <w:lvl w:ilvl="5" w:tentative="1">
+      <w:start w:val="1"/>
+      <w:numFmt w:val="decimal"/>
+      <w:lvlText w:val="%6."/>
+      <w:lvlJc w:val="left"/>
+      <w:pPr>
+        <w:tabs>
+          <w:tab w:val="num" w:pos="4320"/>
+        </w:tabs>
+        <w:ind w:left="4320" w:hanging="360"/>
+      </w:pPr>
+    </w:lvl>
+    <w:lvl w:ilvl="6" w:tentative="1">
+      <w:start w:val="1"/>
+      <w:numFmt w:val="decimal"/>
+      <w:lvlText w:val="%7."/>
+      <w:lvlJc w:val="left"/>
+      <w:pPr>
+        <w:tabs>
+          <w:tab w:val="num" w:pos="5040"/>
+        </w:tabs>
+        <w:ind w:left="5040" w:hanging="360"/>
+      </w:pPr>
+    </w:lvl>
+    <w:lvl w:ilvl="7" w:tentative="1">
+      <w:start w:val="1"/>
+      <w:numFmt w:val="decimal"/>
+      <w:lvlText w:val="%8."/>
+      <w:lvlJc w:val="left"/>
+      <w:pPr>
+        <w:tabs>
+          <w:tab w:val="num" w:pos="5760"/>
+        </w:tabs>
+        <w:ind w:left="5760" w:hanging="360"/>
+      </w:pPr>
+    </w:lvl>
+    <w:lvl w:ilvl="8" w:tentative="1">
+      <w:start w:val="1"/>
+      <w:numFmt w:val="decimal"/>
+      <w:lvlText w:val="%9."/>
+      <w:lvlJc w:val="left"/>
+      <w:pPr>
+        <w:tabs>
+          <w:tab w:val="num" w:pos="6480"/>
+        </w:tabs>
+        <w:ind w:left="6480" w:hanging="360"/>
+      </w:pPr>
+    </w:lvl>
+  </w:abstractNum>
+  <w:abstractNum w:abstractNumId="14" w15:restartNumberingAfterBreak="0">
     <w:nsid w:val="47280B23"/>
     <w:multiLevelType w:val="hybridMultilevel"/>
     <w:tmpl w:val="20E09044"/>
@@ -4315,7 +5303,128 @@
       </w:rPr>
     </w:lvl>
   </w:abstractNum>
-  <w:abstractNum w:abstractNumId="13" w15:restartNumberingAfterBreak="0">
+  <w:abstractNum w:abstractNumId="15" w15:restartNumberingAfterBreak="0">
+    <w:nsid w:val="4829100B"/>
+    <w:multiLevelType w:val="multilevel"/>
+    <w:tmpl w:val="570AB6C0"/>
+    <w:lvl w:ilvl="0">
+      <w:start w:val="1"/>
+      <w:numFmt w:val="decimal"/>
+      <w:lvlText w:val="%1."/>
+      <w:lvlJc w:val="left"/>
+      <w:pPr>
+        <w:tabs>
+          <w:tab w:val="num" w:pos="720"/>
+        </w:tabs>
+        <w:ind w:left="720" w:hanging="360"/>
+      </w:pPr>
+    </w:lvl>
+    <w:lvl w:ilvl="1">
+      <w:start w:val="1"/>
+      <w:numFmt w:val="bullet"/>
+      <w:lvlText w:val="o"/>
+      <w:lvlJc w:val="left"/>
+      <w:pPr>
+        <w:tabs>
+          <w:tab w:val="num" w:pos="1440"/>
+        </w:tabs>
+        <w:ind w:left="1440" w:hanging="360"/>
+      </w:pPr>
+      <w:rPr>
+        <w:rFonts w:ascii="Courier New" w:hAnsi="Courier New" w:hint="default"/>
+        <w:sz w:val="20"/>
+      </w:rPr>
+    </w:lvl>
+    <w:lvl w:ilvl="2">
+      <w:start w:val="1"/>
+      <w:numFmt w:val="bullet"/>
+      <w:lvlText w:val=""/>
+      <w:lvlJc w:val="left"/>
+      <w:pPr>
+        <w:tabs>
+          <w:tab w:val="num" w:pos="2160"/>
+        </w:tabs>
+        <w:ind w:left="2160" w:hanging="360"/>
+      </w:pPr>
+      <w:rPr>
+        <w:rFonts w:ascii="Wingdings" w:hAnsi="Wingdings" w:hint="default"/>
+        <w:sz w:val="20"/>
+      </w:rPr>
+    </w:lvl>
+    <w:lvl w:ilvl="3" w:tentative="1">
+      <w:start w:val="1"/>
+      <w:numFmt w:val="decimal"/>
+      <w:lvlText w:val="%4."/>
+      <w:lvlJc w:val="left"/>
+      <w:pPr>
+        <w:tabs>
+          <w:tab w:val="num" w:pos="2880"/>
+        </w:tabs>
+        <w:ind w:left="2880" w:hanging="360"/>
+      </w:pPr>
+    </w:lvl>
+    <w:lvl w:ilvl="4" w:tentative="1">
+      <w:start w:val="1"/>
+      <w:numFmt w:val="decimal"/>
+      <w:lvlText w:val="%5."/>
+      <w:lvlJc w:val="left"/>
+      <w:pPr>
+        <w:tabs>
+          <w:tab w:val="num" w:pos="3600"/>
+        </w:tabs>
+        <w:ind w:left="3600" w:hanging="360"/>
+      </w:pPr>
+    </w:lvl>
+    <w:lvl w:ilvl="5" w:tentative="1">
+      <w:start w:val="1"/>
+      <w:numFmt w:val="decimal"/>
+      <w:lvlText w:val="%6."/>
+      <w:lvlJc w:val="left"/>
+      <w:pPr>
+        <w:tabs>
+          <w:tab w:val="num" w:pos="4320"/>
+        </w:tabs>
+        <w:ind w:left="4320" w:hanging="360"/>
+      </w:pPr>
+    </w:lvl>
+    <w:lvl w:ilvl="6" w:tentative="1">
+      <w:start w:val="1"/>
+      <w:numFmt w:val="decimal"/>
+      <w:lvlText w:val="%7."/>
+      <w:lvlJc w:val="left"/>
+      <w:pPr>
+        <w:tabs>
+          <w:tab w:val="num" w:pos="5040"/>
+        </w:tabs>
+        <w:ind w:left="5040" w:hanging="360"/>
+      </w:pPr>
+    </w:lvl>
+    <w:lvl w:ilvl="7" w:tentative="1">
+      <w:start w:val="1"/>
+      <w:numFmt w:val="decimal"/>
+      <w:lvlText w:val="%8."/>
+      <w:lvlJc w:val="left"/>
+      <w:pPr>
+        <w:tabs>
+          <w:tab w:val="num" w:pos="5760"/>
+        </w:tabs>
+        <w:ind w:left="5760" w:hanging="360"/>
+      </w:pPr>
+    </w:lvl>
+    <w:lvl w:ilvl="8" w:tentative="1">
+      <w:start w:val="1"/>
+      <w:numFmt w:val="decimal"/>
+      <w:lvlText w:val="%9."/>
+      <w:lvlJc w:val="left"/>
+      <w:pPr>
+        <w:tabs>
+          <w:tab w:val="num" w:pos="6480"/>
+        </w:tabs>
+        <w:ind w:left="6480" w:hanging="360"/>
+      </w:pPr>
+    </w:lvl>
+  </w:abstractNum>
+  <w:abstractNum w:abstractNumId="16" w15:restartNumberingAfterBreak="0">
     <w:nsid w:val="5DB47EA5"/>
     <w:multiLevelType w:val="hybridMultilevel"/>
     <w:tmpl w:val="9C4EF07A"/>
@@ -4428,7 +5537,7 @@
       </w:rPr>
     </w:lvl>
   </w:abstractNum>
-  <w:abstractNum w:abstractNumId="14" w15:restartNumberingAfterBreak="0">
+  <w:abstractNum w:abstractNumId="17" w15:restartNumberingAfterBreak="0">
     <w:nsid w:val="6041669E"/>
     <w:multiLevelType w:val="hybridMultilevel"/>
     <w:tmpl w:val="5EB01344"/>
@@ -4541,7 +5650,7 @@
       </w:rPr>
     </w:lvl>
   </w:abstractNum>
-  <w:abstractNum w:abstractNumId="15" w15:restartNumberingAfterBreak="0">
+  <w:abstractNum w:abstractNumId="18" w15:restartNumberingAfterBreak="0">
     <w:nsid w:val="60C65005"/>
     <w:multiLevelType w:val="hybridMultilevel"/>
     <w:tmpl w:val="16A88174"/>
@@ -4632,7 +5741,7 @@
       </w:pPr>
     </w:lvl>
   </w:abstractNum>
-  <w:abstractNum w:abstractNumId="16" w15:restartNumberingAfterBreak="0">
+  <w:abstractNum w:abstractNumId="19" w15:restartNumberingAfterBreak="0">
     <w:nsid w:val="646B18E2"/>
     <w:multiLevelType w:val="hybridMultilevel"/>
     <w:tmpl w:val="00A40568"/>
@@ -4721,7 +5830,7 @@
       </w:pPr>
     </w:lvl>
   </w:abstractNum>
-  <w:abstractNum w:abstractNumId="17" w15:restartNumberingAfterBreak="0">
+  <w:abstractNum w:abstractNumId="20" w15:restartNumberingAfterBreak="0">
     <w:nsid w:val="668E1C83"/>
     <w:multiLevelType w:val="hybridMultilevel"/>
     <w:tmpl w:val="888CDC1E"/>
@@ -4833,7 +5942,7 @@
       </w:rPr>
     </w:lvl>
   </w:abstractNum>
-  <w:abstractNum w:abstractNumId="18" w15:restartNumberingAfterBreak="0">
+  <w:abstractNum w:abstractNumId="21" w15:restartNumberingAfterBreak="0">
     <w:nsid w:val="7ABE23DA"/>
     <w:multiLevelType w:val="hybridMultilevel"/>
     <w:tmpl w:val="46A47D72"/>
@@ -4946,7 +6055,7 @@
       </w:rPr>
     </w:lvl>
   </w:abstractNum>
-  <w:abstractNum w:abstractNumId="19" w15:restartNumberingAfterBreak="0">
+  <w:abstractNum w:abstractNumId="22" w15:restartNumberingAfterBreak="0">
     <w:nsid w:val="7E8C1C73"/>
     <w:multiLevelType w:val="hybridMultilevel"/>
     <w:tmpl w:val="C3460084"/>
@@ -5058,7 +6167,7 @@
       </w:rPr>
     </w:lvl>
   </w:abstractNum>
-  <w:abstractNum w:abstractNumId="20" w15:restartNumberingAfterBreak="0">
+  <w:abstractNum w:abstractNumId="23" w15:restartNumberingAfterBreak="0">
     <w:nsid w:val="7FDE4D7D"/>
     <w:multiLevelType w:val="hybridMultilevel"/>
     <w:tmpl w:val="1466F80A"/>
@@ -5172,10 +6281,10 @@
     </w:lvl>
   </w:abstractNum>
   <w:num w:numId="1">
-    <w:abstractNumId w:val="11"/>
+    <w:abstractNumId w:val="12"/>
   </w:num>
   <w:num w:numId="2">
-    <w:abstractNumId w:val="10"/>
+    <w:abstractNumId w:val="11"/>
   </w:num>
   <w:num w:numId="3">
     <w:abstractNumId w:val="1"/>
@@ -5187,7 +6296,7 @@
     <w:abstractNumId w:val="4"/>
   </w:num>
   <w:num w:numId="6">
-    <w:abstractNumId w:val="15"/>
+    <w:abstractNumId w:val="18"/>
   </w:num>
   <w:num w:numId="7">
     <w:abstractNumId w:val="7"/>
@@ -5196,43 +6305,52 @@
     <w:abstractNumId w:val="6"/>
   </w:num>
   <w:num w:numId="9">
-    <w:abstractNumId w:val="16"/>
+    <w:abstractNumId w:val="19"/>
   </w:num>
   <w:num w:numId="10">
     <w:abstractNumId w:val="3"/>
   </w:num>
   <w:num w:numId="11">
-    <w:abstractNumId w:val="9"/>
+    <w:abstractNumId w:val="10"/>
   </w:num>
   <w:num w:numId="12">
     <w:abstractNumId w:val="0"/>
   </w:num>
   <w:num w:numId="13">
-    <w:abstractNumId w:val="18"/>
+    <w:abstractNumId w:val="21"/>
   </w:num>
   <w:num w:numId="14">
-    <w:abstractNumId w:val="20"/>
+    <w:abstractNumId w:val="23"/>
   </w:num>
   <w:num w:numId="15">
-    <w:abstractNumId w:val="13"/>
+    <w:abstractNumId w:val="16"/>
   </w:num>
   <w:num w:numId="16">
+    <w:abstractNumId w:val="17"/>
+  </w:num>
+  <w:num w:numId="17">
+    <w:abstractNumId w:val="9"/>
+  </w:num>
+  <w:num w:numId="18">
+    <w:abstractNumId w:val="22"/>
+  </w:num>
+  <w:num w:numId="19">
     <w:abstractNumId w:val="14"/>
   </w:num>
-  <w:num w:numId="17">
-    <w:abstractNumId w:val="8"/>
-  </w:num>
-  <w:num w:numId="18">
-    <w:abstractNumId w:val="19"/>
-  </w:num>
-  <w:num w:numId="19">
-    <w:abstractNumId w:val="12"/>
-  </w:num>
   <w:num w:numId="20">
-    <w:abstractNumId w:val="17"/>
+    <w:abstractNumId w:val="20"/>
   </w:num>
   <w:num w:numId="21">
     <w:abstractNumId w:val="5"/>
+  </w:num>
+  <w:num w:numId="22">
+    <w:abstractNumId w:val="13"/>
+  </w:num>
+  <w:num w:numId="23">
+    <w:abstractNumId w:val="8"/>
+  </w:num>
+  <w:num w:numId="24">
+    <w:abstractNumId w:val="15"/>
   </w:num>
 </w:numbering>
 </file>
@@ -5673,6 +6791,34 @@
       <w:contextualSpacing/>
     </w:pPr>
   </w:style>
+  <w:style w:type="paragraph" w:styleId="NormlWeb">
+    <w:name w:val="Normal (Web)"/>
+    <w:basedOn w:val="Norml"/>
+    <w:uiPriority w:val="99"/>
+    <w:semiHidden/>
+    <w:unhideWhenUsed/>
+    <w:rsid w:val="002A10B2"/>
+    <w:pPr>
+      <w:spacing w:before="100" w:beforeAutospacing="1" w:after="100" w:afterAutospacing="1" w:line="240" w:lineRule="auto"/>
+    </w:pPr>
+    <w:rPr>
+      <w:rFonts w:ascii="Times New Roman" w:eastAsia="Times New Roman" w:hAnsi="Times New Roman" w:cs="Times New Roman"/>
+      <w:sz w:val="24"/>
+      <w:szCs w:val="24"/>
+      <w:lang w:eastAsia="hu-HU"/>
+    </w:rPr>
+  </w:style>
+  <w:style w:type="character" w:styleId="Kiemels2">
+    <w:name w:val="Strong"/>
+    <w:basedOn w:val="Bekezdsalapbettpusa"/>
+    <w:uiPriority w:val="22"/>
+    <w:qFormat/>
+    <w:rsid w:val="002A10B2"/>
+    <w:rPr>
+      <w:b/>
+      <w:bCs/>
+    </w:rPr>
+  </w:style>
 </w:styles>
 </file>
 
@@ -5882,7 +7028,7 @@
 </file>
 
 <file path=customXml/itemProps1.xml><?xml version="1.0" encoding="utf-8"?>
-<ds:datastoreItem xmlns:ds="http://schemas.openxmlformats.org/officeDocument/2006/customXml" ds:itemID="{D9D6F0AE-1B15-4289-A9DF-CEF816AEC200}">
+<ds:datastoreItem xmlns:ds="http://schemas.openxmlformats.org/officeDocument/2006/customXml" ds:itemID="{3F85B155-BA92-4829-902F-E4A299B3974B}">
   <ds:schemaRefs>
     <ds:schemaRef ds:uri="http://schemas.openxmlformats.org/officeDocument/2006/bibliography"/>
   </ds:schemaRefs>

--- a/dokumentaciok/fejlesztoi/fejlesztoi_doc.docx
+++ b/dokumentaciok/fejlesztoi/fejlesztoi_doc.docx
@@ -3307,6 +3307,7 @@
       </w:pPr>
       <w:r>
         <w:rPr>
+          <w:noProof/>
           <w:sz w:val="24"/>
           <w:szCs w:val="32"/>
         </w:rPr>
@@ -3596,6 +3597,46 @@
     </w:p>
     <w:p>
       <w:pPr>
+        <w:pStyle w:val="Listaszerbekezds"/>
+        <w:numPr>
+          <w:ilvl w:val="0"/>
+          <w:numId w:val="23"/>
+        </w:numPr>
+        <w:spacing w:line="360" w:lineRule="auto"/>
+        <w:ind w:left="714" w:hanging="357"/>
+        <w:rPr>
+          <w:b/>
+          <w:sz w:val="24"/>
+          <w:szCs w:val="24"/>
+        </w:rPr>
+      </w:pPr>
+      <w:r>
+        <w:rPr>
+          <w:b/>
+          <w:sz w:val="24"/>
+          <w:szCs w:val="24"/>
+        </w:rPr>
+        <w:t>Receptek kezelése:</w:t>
+      </w:r>
+    </w:p>
+    <w:p>
+      <w:pPr>
+        <w:pStyle w:val="Listaszerbekezds"/>
+        <w:rPr>
+          <w:sz w:val="24"/>
+          <w:szCs w:val="24"/>
+        </w:rPr>
+      </w:pPr>
+      <w:r>
+        <w:rPr>
+          <w:sz w:val="24"/>
+          <w:szCs w:val="24"/>
+        </w:rPr>
+        <w:t>Ha a felhasználó kiválasztott egy receptet, akkor a cella jobb felső sarkában lévő gombbal ki tudja törölni a cellából, a jobb alsó sarokban lévő gombbal meg tudja nyitni a recept oldalát.</w:t>
+      </w:r>
+    </w:p>
+    <w:p>
+      <w:pPr>
         <w:jc w:val="center"/>
         <w:rPr>
           <w:b/>
@@ -3605,151 +3646,22 @@
       </w:pPr>
       <w:r>
         <w:rPr>
-          <w:b/>
-          <w:sz w:val="32"/>
-          <w:szCs w:val="32"/>
-        </w:rPr>
-        <w:t>Recept feltöltés</w:t>
-      </w:r>
-    </w:p>
-    <w:p>
-      <w:pPr>
-        <w:rPr>
-          <w:sz w:val="24"/>
-          <w:szCs w:val="24"/>
-        </w:rPr>
-      </w:pPr>
-      <w:r>
-        <w:rPr>
-          <w:sz w:val="24"/>
-          <w:szCs w:val="24"/>
-        </w:rPr>
-        <w:t>A receptfeltöltés funkció lehetővé teszi a felhasználók számára, hogy saját receptjeiket hozzáadják a rendszerhez, amelyeket később felhasználhatnak a menütervezés során.</w:t>
-      </w:r>
-    </w:p>
-    <w:p>
-      <w:r>
-        <w:t>Receptfeltöltő oldal megnyitása:</w:t>
-      </w:r>
-    </w:p>
-    <w:p>
-      <w:r>
-        <w:t xml:space="preserve">A felhasználó a </w:t>
-      </w:r>
-      <w:proofErr w:type="spellStart"/>
-      <w:r>
-        <w:t>főmenüből</w:t>
-      </w:r>
-      <w:proofErr w:type="spellEnd"/>
-      <w:r>
-        <w:t xml:space="preserve"> navigál a receptfeltöltő oldalra.</w:t>
-      </w:r>
-    </w:p>
-    <w:p>
-      <w:r>
-        <w:t>Receptadatok megadása:</w:t>
-      </w:r>
-    </w:p>
-    <w:p>
-      <w:r>
-        <w:t>A felhasználó kitölti a recepthez tartozó mezőket, például:</w:t>
-      </w:r>
-    </w:p>
-    <w:p>
-      <w:r>
-        <w:t>Recept neve</w:t>
-      </w:r>
-    </w:p>
-    <w:p>
-      <w:r>
-        <w:t>Hozzávalók listája (mennyiségekkel)</w:t>
-      </w:r>
-    </w:p>
-    <w:p>
-      <w:r>
-        <w:t>Elkészítési idő</w:t>
-      </w:r>
-    </w:p>
-    <w:p>
-      <w:r>
-        <w:t>Elkészítési lépések</w:t>
-      </w:r>
-    </w:p>
-    <w:p>
-      <w:r>
-        <w:t>Kategória (pl. reggeli, ebéd, vacsora)</w:t>
-      </w:r>
-      <w:bookmarkStart w:id="0" w:name="_GoBack"/>
-      <w:bookmarkEnd w:id="0"/>
-    </w:p>
-    <w:p>
-      <w:r>
-        <w:t>Opcionálisan képet is feltölthet az ételről.</w:t>
-      </w:r>
-    </w:p>
-    <w:p>
-      <w:r>
-        <w:t>Adatok ellenőrzése:</w:t>
-      </w:r>
-    </w:p>
-    <w:p>
-      <w:r>
-        <w:t>A rendszer ellenőrzi, hogy minden kötelező mező ki van-e töltve.</w:t>
-      </w:r>
-    </w:p>
-    <w:p>
-      <w:r>
-        <w:t>Hibás vagy hiányos adatok esetén hibaüzenetet jelenít meg.</w:t>
-      </w:r>
-    </w:p>
-    <w:p>
-      <w:r>
-        <w:t>Mentés:</w:t>
-      </w:r>
-    </w:p>
-    <w:p>
-      <w:r>
-        <w:t>A felhasználó elmenti a receptet, amelyet a rendszer az adatbázisban tárol.</w:t>
-      </w:r>
-    </w:p>
-    <w:p>
-      <w:r>
-        <w:t>Sikeres mentés után a recept elérhetővé válik a menütervezőben.</w:t>
-      </w:r>
-    </w:p>
-    <w:p>
-      <w:pPr>
-        <w:rPr>
-          <w:sz w:val="24"/>
-          <w:szCs w:val="24"/>
-        </w:rPr>
-      </w:pPr>
-      <w:r>
-        <w:rPr>
-          <w:sz w:val="24"/>
-          <w:szCs w:val="24"/>
-        </w:rPr>
-        <w:lastRenderedPageBreak/>
+          <w:noProof/>
+          <w:sz w:val="24"/>
+          <w:szCs w:val="24"/>
+        </w:rPr>
         <w:drawing>
           <wp:anchor distT="0" distB="0" distL="114300" distR="114300" simplePos="0" relativeHeight="251671552" behindDoc="1" locked="0" layoutInCell="1" allowOverlap="1" wp14:anchorId="4713EF2F">
             <wp:simplePos x="0" y="0"/>
-            <wp:positionH relativeFrom="column">
-              <wp:posOffset>-4445</wp:posOffset>
+            <wp:positionH relativeFrom="margin">
+              <wp:align>center</wp:align>
             </wp:positionH>
             <wp:positionV relativeFrom="paragraph">
-              <wp:posOffset>0</wp:posOffset>
+              <wp:posOffset>265564</wp:posOffset>
             </wp:positionV>
-            <wp:extent cx="5760720" cy="5572760"/>
-            <wp:effectExtent l="0" t="0" r="0" b="8890"/>
-            <wp:wrapTight wrapText="bothSides">
-              <wp:wrapPolygon edited="0">
-                <wp:start x="0" y="0"/>
-                <wp:lineTo x="0" y="21561"/>
-                <wp:lineTo x="21500" y="21561"/>
-                <wp:lineTo x="21500" y="0"/>
-                <wp:lineTo x="0" y="0"/>
-              </wp:wrapPolygon>
-            </wp:wrapTight>
+            <wp:extent cx="4545965" cy="4398010"/>
+            <wp:effectExtent l="0" t="0" r="6985" b="2540"/>
+            <wp:wrapTopAndBottom/>
             <wp:docPr id="15" name="Kép 15"/>
             <wp:cNvGraphicFramePr>
               <a:graphicFrameLocks xmlns:a="http://schemas.openxmlformats.org/drawingml/2006/main" noChangeAspect="1"/>
@@ -3776,7 +3688,7 @@
                   <pic:spPr>
                     <a:xfrm>
                       <a:off x="0" y="0"/>
-                      <a:ext cx="5760720" cy="5572760"/>
+                      <a:ext cx="4545965" cy="4398010"/>
                     </a:xfrm>
                     <a:prstGeom prst="rect">
                       <a:avLst/>
@@ -3785,9 +3697,482 @@
                 </pic:pic>
               </a:graphicData>
             </a:graphic>
+            <wp14:sizeRelH relativeFrom="margin">
+              <wp14:pctWidth>0</wp14:pctWidth>
+            </wp14:sizeRelH>
+            <wp14:sizeRelV relativeFrom="margin">
+              <wp14:pctHeight>0</wp14:pctHeight>
+            </wp14:sizeRelV>
           </wp:anchor>
         </w:drawing>
       </w:r>
+      <w:r>
+        <w:rPr>
+          <w:b/>
+          <w:sz w:val="32"/>
+          <w:szCs w:val="32"/>
+        </w:rPr>
+        <w:t>Recept feltöltés</w:t>
+      </w:r>
+    </w:p>
+    <w:p>
+      <w:pPr>
+        <w:rPr>
+          <w:sz w:val="24"/>
+          <w:szCs w:val="24"/>
+        </w:rPr>
+      </w:pPr>
+      <w:r>
+        <w:rPr>
+          <w:sz w:val="24"/>
+          <w:szCs w:val="24"/>
+        </w:rPr>
+        <w:t>A</w:t>
+      </w:r>
+      <w:r>
+        <w:rPr>
+          <w:sz w:val="24"/>
+          <w:szCs w:val="24"/>
+        </w:rPr>
+        <w:t xml:space="preserve"> </w:t>
+      </w:r>
+      <w:r>
+        <w:rPr>
+          <w:sz w:val="24"/>
+          <w:szCs w:val="24"/>
+        </w:rPr>
+        <w:t>receptfeltöltés funkció lehetővé teszi a felhasználók számára, hogy saját receptjeiket hozzáadják a rendszerhez, amelyeket később felhasználhatnak a menütervezés során</w:t>
+      </w:r>
+      <w:r>
+        <w:rPr>
+          <w:sz w:val="24"/>
+          <w:szCs w:val="24"/>
+        </w:rPr>
+        <w:t xml:space="preserve"> és más felhasználók is megtekinthetik</w:t>
+      </w:r>
+      <w:r>
+        <w:rPr>
+          <w:sz w:val="24"/>
+          <w:szCs w:val="24"/>
+        </w:rPr>
+        <w:t>.</w:t>
+      </w:r>
+    </w:p>
+    <w:p>
+      <w:pPr>
+        <w:pStyle w:val="Listaszerbekezds"/>
+        <w:numPr>
+          <w:ilvl w:val="0"/>
+          <w:numId w:val="25"/>
+        </w:numPr>
+        <w:rPr>
+          <w:b/>
+          <w:sz w:val="24"/>
+          <w:szCs w:val="24"/>
+        </w:rPr>
+      </w:pPr>
+      <w:r>
+        <w:rPr>
+          <w:b/>
+          <w:sz w:val="24"/>
+          <w:szCs w:val="24"/>
+        </w:rPr>
+        <w:t>Receptfeltöltő oldal megnyitása:</w:t>
+      </w:r>
+    </w:p>
+    <w:p>
+      <w:pPr>
+        <w:ind w:firstLine="709"/>
+        <w:rPr>
+          <w:sz w:val="24"/>
+          <w:szCs w:val="24"/>
+        </w:rPr>
+      </w:pPr>
+      <w:r>
+        <w:rPr>
+          <w:sz w:val="24"/>
+          <w:szCs w:val="24"/>
+        </w:rPr>
+        <w:t xml:space="preserve">A felhasználó a </w:t>
+      </w:r>
+      <w:proofErr w:type="spellStart"/>
+      <w:r>
+        <w:rPr>
+          <w:sz w:val="24"/>
+          <w:szCs w:val="24"/>
+        </w:rPr>
+        <w:t>főmenüből</w:t>
+      </w:r>
+      <w:proofErr w:type="spellEnd"/>
+      <w:r>
+        <w:rPr>
+          <w:sz w:val="24"/>
+          <w:szCs w:val="24"/>
+        </w:rPr>
+        <w:t xml:space="preserve"> navigál a receptfeltöltő oldalra.</w:t>
+      </w:r>
+    </w:p>
+    <w:p>
+      <w:pPr>
+        <w:pStyle w:val="Listaszerbekezds"/>
+        <w:numPr>
+          <w:ilvl w:val="0"/>
+          <w:numId w:val="25"/>
+        </w:numPr>
+        <w:rPr>
+          <w:sz w:val="24"/>
+          <w:szCs w:val="24"/>
+        </w:rPr>
+      </w:pPr>
+      <w:r>
+        <w:rPr>
+          <w:b/>
+          <w:sz w:val="24"/>
+          <w:szCs w:val="24"/>
+        </w:rPr>
+        <w:t>Receptadatok megadása</w:t>
+      </w:r>
+      <w:r>
+        <w:rPr>
+          <w:sz w:val="24"/>
+          <w:szCs w:val="24"/>
+        </w:rPr>
+        <w:t>:</w:t>
+      </w:r>
+    </w:p>
+    <w:p>
+      <w:pPr>
+        <w:ind w:firstLine="709"/>
+        <w:rPr>
+          <w:sz w:val="24"/>
+          <w:szCs w:val="24"/>
+        </w:rPr>
+      </w:pPr>
+      <w:r>
+        <w:rPr>
+          <w:sz w:val="24"/>
+          <w:szCs w:val="24"/>
+        </w:rPr>
+        <w:t>A felhasználó kitölti a recepthez tartozó mezőket</w:t>
+      </w:r>
+      <w:r>
+        <w:rPr>
+          <w:sz w:val="24"/>
+          <w:szCs w:val="24"/>
+        </w:rPr>
+        <w:t>, például</w:t>
+      </w:r>
+      <w:r>
+        <w:rPr>
+          <w:sz w:val="24"/>
+          <w:szCs w:val="24"/>
+        </w:rPr>
+        <w:t>:</w:t>
+      </w:r>
+    </w:p>
+    <w:p>
+      <w:pPr>
+        <w:pStyle w:val="Listaszerbekezds"/>
+        <w:spacing w:after="0" w:line="360" w:lineRule="auto"/>
+        <w:ind w:left="1418"/>
+        <w:rPr>
+          <w:sz w:val="24"/>
+          <w:szCs w:val="24"/>
+        </w:rPr>
+      </w:pPr>
+      <w:r>
+        <w:rPr>
+          <w:sz w:val="24"/>
+          <w:szCs w:val="24"/>
+        </w:rPr>
+        <w:t>Recept neve</w:t>
+      </w:r>
+    </w:p>
+    <w:p>
+      <w:pPr>
+        <w:pStyle w:val="Listaszerbekezds"/>
+        <w:spacing w:after="0" w:line="360" w:lineRule="auto"/>
+        <w:ind w:left="1418"/>
+        <w:rPr>
+          <w:sz w:val="24"/>
+          <w:szCs w:val="24"/>
+        </w:rPr>
+      </w:pPr>
+      <w:r>
+        <w:rPr>
+          <w:sz w:val="24"/>
+          <w:szCs w:val="24"/>
+        </w:rPr>
+        <w:lastRenderedPageBreak/>
+        <w:t>Recept képe</w:t>
+      </w:r>
+    </w:p>
+    <w:p>
+      <w:pPr>
+        <w:spacing w:after="0" w:line="360" w:lineRule="auto"/>
+        <w:ind w:left="1406"/>
+        <w:rPr>
+          <w:sz w:val="24"/>
+          <w:szCs w:val="24"/>
+        </w:rPr>
+      </w:pPr>
+      <w:r>
+        <w:rPr>
+          <w:sz w:val="24"/>
+          <w:szCs w:val="24"/>
+        </w:rPr>
+        <w:t xml:space="preserve">Hozzávalók listája </w:t>
+      </w:r>
+    </w:p>
+    <w:p>
+      <w:pPr>
+        <w:spacing w:after="0" w:line="360" w:lineRule="auto"/>
+        <w:ind w:left="1406"/>
+        <w:rPr>
+          <w:sz w:val="24"/>
+          <w:szCs w:val="24"/>
+        </w:rPr>
+      </w:pPr>
+      <w:r>
+        <w:rPr>
+          <w:sz w:val="24"/>
+          <w:szCs w:val="24"/>
+        </w:rPr>
+        <w:t>Elkészítési idő</w:t>
+      </w:r>
+    </w:p>
+    <w:p>
+      <w:pPr>
+        <w:spacing w:after="0" w:line="360" w:lineRule="auto"/>
+        <w:ind w:left="1406"/>
+        <w:rPr>
+          <w:sz w:val="24"/>
+          <w:szCs w:val="24"/>
+        </w:rPr>
+      </w:pPr>
+      <w:r>
+        <w:rPr>
+          <w:sz w:val="24"/>
+          <w:szCs w:val="24"/>
+        </w:rPr>
+        <w:t>Elkészítési lépések</w:t>
+      </w:r>
+    </w:p>
+    <w:p>
+      <w:pPr>
+        <w:ind w:left="1407"/>
+        <w:rPr>
+          <w:sz w:val="24"/>
+          <w:szCs w:val="24"/>
+        </w:rPr>
+      </w:pPr>
+      <w:r>
+        <w:rPr>
+          <w:sz w:val="24"/>
+          <w:szCs w:val="24"/>
+        </w:rPr>
+        <w:t>Kategória (pl. reggeli, ebéd, vacsora)</w:t>
+      </w:r>
+    </w:p>
+    <w:p>
+      <w:pPr>
+        <w:pStyle w:val="Listaszerbekezds"/>
+        <w:numPr>
+          <w:ilvl w:val="0"/>
+          <w:numId w:val="25"/>
+        </w:numPr>
+        <w:rPr>
+          <w:sz w:val="24"/>
+          <w:szCs w:val="24"/>
+        </w:rPr>
+      </w:pPr>
+      <w:r>
+        <w:rPr>
+          <w:b/>
+          <w:sz w:val="24"/>
+          <w:szCs w:val="24"/>
+        </w:rPr>
+        <w:t>Adatok ellenőrzése</w:t>
+      </w:r>
+      <w:r>
+        <w:rPr>
+          <w:sz w:val="24"/>
+          <w:szCs w:val="24"/>
+        </w:rPr>
+        <w:t>:</w:t>
+      </w:r>
+    </w:p>
+    <w:p>
+      <w:pPr>
+        <w:ind w:left="709"/>
+        <w:rPr>
+          <w:sz w:val="24"/>
+          <w:szCs w:val="24"/>
+        </w:rPr>
+      </w:pPr>
+      <w:r>
+        <w:rPr>
+          <w:sz w:val="24"/>
+          <w:szCs w:val="24"/>
+        </w:rPr>
+        <w:t>A rendszer ellenőrzi, hogy minden kötelező mező ki van-e töltve.</w:t>
+      </w:r>
+    </w:p>
+    <w:p>
+      <w:pPr>
+        <w:ind w:left="709"/>
+        <w:rPr>
+          <w:sz w:val="24"/>
+          <w:szCs w:val="24"/>
+        </w:rPr>
+      </w:pPr>
+      <w:r>
+        <w:rPr>
+          <w:sz w:val="24"/>
+          <w:szCs w:val="24"/>
+        </w:rPr>
+        <w:t>Hibás vagy hiányos adatok esetén hibaüzenetet jelenít meg.</w:t>
+      </w:r>
+    </w:p>
+    <w:p>
+      <w:pPr>
+        <w:pStyle w:val="Listaszerbekezds"/>
+        <w:numPr>
+          <w:ilvl w:val="0"/>
+          <w:numId w:val="25"/>
+        </w:numPr>
+        <w:rPr>
+          <w:sz w:val="24"/>
+          <w:szCs w:val="24"/>
+        </w:rPr>
+      </w:pPr>
+      <w:r>
+        <w:rPr>
+          <w:b/>
+          <w:sz w:val="24"/>
+          <w:szCs w:val="24"/>
+        </w:rPr>
+        <w:t>Mentés</w:t>
+      </w:r>
+      <w:r>
+        <w:rPr>
+          <w:sz w:val="24"/>
+          <w:szCs w:val="24"/>
+        </w:rPr>
+        <w:t>:</w:t>
+      </w:r>
+    </w:p>
+    <w:p>
+      <w:pPr>
+        <w:ind w:left="709"/>
+        <w:rPr>
+          <w:sz w:val="24"/>
+          <w:szCs w:val="24"/>
+        </w:rPr>
+      </w:pPr>
+      <w:r>
+        <w:rPr>
+          <w:sz w:val="24"/>
+          <w:szCs w:val="24"/>
+        </w:rPr>
+        <w:t>A felhasználó elmenti a receptet, amelyet a rendszer az adatbázisban tárol.</w:t>
+      </w:r>
+    </w:p>
+    <w:p>
+      <w:pPr>
+        <w:ind w:left="709"/>
+        <w:rPr>
+          <w:sz w:val="24"/>
+          <w:szCs w:val="24"/>
+        </w:rPr>
+      </w:pPr>
+      <w:r>
+        <w:rPr>
+          <w:sz w:val="24"/>
+          <w:szCs w:val="24"/>
+        </w:rPr>
+        <w:t>Sikeres mentés után a recept elérhetővé válik a menütervezőben</w:t>
+      </w:r>
+      <w:r>
+        <w:rPr>
+          <w:sz w:val="24"/>
+          <w:szCs w:val="24"/>
+        </w:rPr>
+        <w:t xml:space="preserve"> és a receptek oldalon</w:t>
+      </w:r>
+      <w:r>
+        <w:rPr>
+          <w:sz w:val="24"/>
+          <w:szCs w:val="24"/>
+        </w:rPr>
+        <w:t>.</w:t>
+      </w:r>
+    </w:p>
+    <w:p>
+      <w:pPr>
+        <w:pStyle w:val="Listaszerbekezds"/>
+        <w:numPr>
+          <w:ilvl w:val="0"/>
+          <w:numId w:val="23"/>
+        </w:numPr>
+        <w:spacing w:line="360" w:lineRule="auto"/>
+        <w:ind w:left="714" w:hanging="357"/>
+        <w:rPr>
+          <w:b/>
+          <w:sz w:val="24"/>
+          <w:szCs w:val="24"/>
+        </w:rPr>
+      </w:pPr>
+      <w:bookmarkStart w:id="0" w:name="_GoBack"/>
+      <w:r>
+        <w:rPr>
+          <w:b/>
+          <w:sz w:val="24"/>
+          <w:szCs w:val="24"/>
+        </w:rPr>
+        <w:t>Recept törlése:</w:t>
+      </w:r>
+    </w:p>
+    <w:bookmarkEnd w:id="0"/>
+    <w:p>
+      <w:pPr>
+        <w:pStyle w:val="Listaszerbekezds"/>
+        <w:rPr>
+          <w:sz w:val="24"/>
+          <w:szCs w:val="24"/>
+        </w:rPr>
+      </w:pPr>
+      <w:r>
+        <w:rPr>
+          <w:sz w:val="24"/>
+          <w:szCs w:val="24"/>
+        </w:rPr>
+        <w:t xml:space="preserve">A felhasználó később a recept oldalán tudja törölni receptjét a recept törlése </w:t>
+      </w:r>
+      <w:proofErr w:type="spellStart"/>
+      <w:r>
+        <w:rPr>
+          <w:sz w:val="24"/>
+          <w:szCs w:val="24"/>
+        </w:rPr>
+        <w:t>gombbbal</w:t>
+      </w:r>
+      <w:proofErr w:type="spellEnd"/>
+      <w:r>
+        <w:rPr>
+          <w:sz w:val="24"/>
+          <w:szCs w:val="24"/>
+        </w:rPr>
+        <w:t>.</w:t>
+      </w:r>
+    </w:p>
+    <w:p>
+      <w:pPr>
+        <w:rPr>
+          <w:sz w:val="24"/>
+          <w:szCs w:val="24"/>
+        </w:rPr>
+      </w:pPr>
     </w:p>
     <w:sectPr>
       <w:pgSz w:w="11906" w:h="16838"/>
@@ -4498,6 +4883,96 @@
     </w:lvl>
   </w:abstractNum>
   <w:abstractNum w:abstractNumId="7" w15:restartNumberingAfterBreak="0">
+    <w:nsid w:val="24AA4FE1"/>
+    <w:multiLevelType w:val="hybridMultilevel"/>
+    <w:tmpl w:val="E3F6D4DC"/>
+    <w:lvl w:ilvl="0" w:tplc="BC44F228">
+      <w:start w:val="1"/>
+      <w:numFmt w:val="decimal"/>
+      <w:lvlText w:val="%1."/>
+      <w:lvlJc w:val="left"/>
+      <w:pPr>
+        <w:ind w:left="720" w:hanging="360"/>
+      </w:pPr>
+      <w:rPr>
+        <w:rFonts w:hint="default"/>
+        <w:b w:val="0"/>
+      </w:rPr>
+    </w:lvl>
+    <w:lvl w:ilvl="1" w:tplc="040E0019" w:tentative="1">
+      <w:start w:val="1"/>
+      <w:numFmt w:val="lowerLetter"/>
+      <w:lvlText w:val="%2."/>
+      <w:lvlJc w:val="left"/>
+      <w:pPr>
+        <w:ind w:left="1440" w:hanging="360"/>
+      </w:pPr>
+    </w:lvl>
+    <w:lvl w:ilvl="2" w:tplc="040E001B" w:tentative="1">
+      <w:start w:val="1"/>
+      <w:numFmt w:val="lowerRoman"/>
+      <w:lvlText w:val="%3."/>
+      <w:lvlJc w:val="right"/>
+      <w:pPr>
+        <w:ind w:left="2160" w:hanging="180"/>
+      </w:pPr>
+    </w:lvl>
+    <w:lvl w:ilvl="3" w:tplc="040E000F" w:tentative="1">
+      <w:start w:val="1"/>
+      <w:numFmt w:val="decimal"/>
+      <w:lvlText w:val="%4."/>
+      <w:lvlJc w:val="left"/>
+      <w:pPr>
+        <w:ind w:left="2880" w:hanging="360"/>
+      </w:pPr>
+    </w:lvl>
+    <w:lvl w:ilvl="4" w:tplc="040E0019" w:tentative="1">
+      <w:start w:val="1"/>
+      <w:numFmt w:val="lowerLetter"/>
+      <w:lvlText w:val="%5."/>
+      <w:lvlJc w:val="left"/>
+      <w:pPr>
+        <w:ind w:left="3600" w:hanging="360"/>
+      </w:pPr>
+    </w:lvl>
+    <w:lvl w:ilvl="5" w:tplc="040E001B" w:tentative="1">
+      <w:start w:val="1"/>
+      <w:numFmt w:val="lowerRoman"/>
+      <w:lvlText w:val="%6."/>
+      <w:lvlJc w:val="right"/>
+      <w:pPr>
+        <w:ind w:left="4320" w:hanging="180"/>
+      </w:pPr>
+    </w:lvl>
+    <w:lvl w:ilvl="6" w:tplc="040E000F" w:tentative="1">
+      <w:start w:val="1"/>
+      <w:numFmt w:val="decimal"/>
+      <w:lvlText w:val="%7."/>
+      <w:lvlJc w:val="left"/>
+      <w:pPr>
+        <w:ind w:left="5040" w:hanging="360"/>
+      </w:pPr>
+    </w:lvl>
+    <w:lvl w:ilvl="7" w:tplc="040E0019" w:tentative="1">
+      <w:start w:val="1"/>
+      <w:numFmt w:val="lowerLetter"/>
+      <w:lvlText w:val="%8."/>
+      <w:lvlJc w:val="left"/>
+      <w:pPr>
+        <w:ind w:left="5760" w:hanging="360"/>
+      </w:pPr>
+    </w:lvl>
+    <w:lvl w:ilvl="8" w:tplc="040E001B" w:tentative="1">
+      <w:start w:val="1"/>
+      <w:numFmt w:val="lowerRoman"/>
+      <w:lvlText w:val="%9."/>
+      <w:lvlJc w:val="right"/>
+      <w:pPr>
+        <w:ind w:left="6480" w:hanging="180"/>
+      </w:pPr>
+    </w:lvl>
+  </w:abstractNum>
+  <w:abstractNum w:abstractNumId="8" w15:restartNumberingAfterBreak="0">
     <w:nsid w:val="28784912"/>
     <w:multiLevelType w:val="hybridMultilevel"/>
     <w:tmpl w:val="FD4C19E0"/>
@@ -4588,11 +5063,11 @@
       </w:pPr>
     </w:lvl>
   </w:abstractNum>
-  <w:abstractNum w:abstractNumId="8" w15:restartNumberingAfterBreak="0">
+  <w:abstractNum w:abstractNumId="9" w15:restartNumberingAfterBreak="0">
     <w:nsid w:val="2A583A47"/>
     <w:multiLevelType w:val="hybridMultilevel"/>
-    <w:tmpl w:val="DB48D606"/>
-    <w:lvl w:ilvl="0" w:tplc="040E000F">
+    <w:tmpl w:val="83EC78AC"/>
+    <w:lvl w:ilvl="0" w:tplc="7138DE62">
       <w:start w:val="1"/>
       <w:numFmt w:val="decimal"/>
       <w:lvlText w:val="%1."/>
@@ -4600,8 +5075,11 @@
       <w:pPr>
         <w:ind w:left="720" w:hanging="360"/>
       </w:pPr>
-    </w:lvl>
-    <w:lvl w:ilvl="1" w:tplc="040E0019" w:tentative="1">
+      <w:rPr>
+        <w:b w:val="0"/>
+      </w:rPr>
+    </w:lvl>
+    <w:lvl w:ilvl="1" w:tplc="040E0019">
       <w:start w:val="1"/>
       <w:numFmt w:val="lowerLetter"/>
       <w:lvlText w:val="%2."/>
@@ -4674,7 +5152,7 @@
       </w:pPr>
     </w:lvl>
   </w:abstractNum>
-  <w:abstractNum w:abstractNumId="9" w15:restartNumberingAfterBreak="0">
+  <w:abstractNum w:abstractNumId="10" w15:restartNumberingAfterBreak="0">
     <w:nsid w:val="2BC7279D"/>
     <w:multiLevelType w:val="hybridMultilevel"/>
     <w:tmpl w:val="27101032"/>
@@ -4786,7 +5264,7 @@
       </w:rPr>
     </w:lvl>
   </w:abstractNum>
-  <w:abstractNum w:abstractNumId="10" w15:restartNumberingAfterBreak="0">
+  <w:abstractNum w:abstractNumId="11" w15:restartNumberingAfterBreak="0">
     <w:nsid w:val="382D64A3"/>
     <w:multiLevelType w:val="hybridMultilevel"/>
     <w:tmpl w:val="3AE85CE2"/>
@@ -4899,7 +5377,7 @@
       </w:rPr>
     </w:lvl>
   </w:abstractNum>
-  <w:abstractNum w:abstractNumId="11" w15:restartNumberingAfterBreak="0">
+  <w:abstractNum w:abstractNumId="12" w15:restartNumberingAfterBreak="0">
     <w:nsid w:val="3E1F5D28"/>
     <w:multiLevelType w:val="hybridMultilevel"/>
     <w:tmpl w:val="CB5C062C"/>
@@ -4988,7 +5466,7 @@
       </w:pPr>
     </w:lvl>
   </w:abstractNum>
-  <w:abstractNum w:abstractNumId="12" w15:restartNumberingAfterBreak="0">
+  <w:abstractNum w:abstractNumId="13" w15:restartNumberingAfterBreak="0">
     <w:nsid w:val="3F97511A"/>
     <w:multiLevelType w:val="hybridMultilevel"/>
     <w:tmpl w:val="3E0019C0"/>
@@ -5074,7 +5552,7 @@
       </w:pPr>
     </w:lvl>
   </w:abstractNum>
-  <w:abstractNum w:abstractNumId="13" w15:restartNumberingAfterBreak="0">
+  <w:abstractNum w:abstractNumId="14" w15:restartNumberingAfterBreak="0">
     <w:nsid w:val="42381851"/>
     <w:multiLevelType w:val="multilevel"/>
     <w:tmpl w:val="4622E304"/>
@@ -5191,7 +5669,7 @@
       </w:pPr>
     </w:lvl>
   </w:abstractNum>
-  <w:abstractNum w:abstractNumId="14" w15:restartNumberingAfterBreak="0">
+  <w:abstractNum w:abstractNumId="15" w15:restartNumberingAfterBreak="0">
     <w:nsid w:val="47280B23"/>
     <w:multiLevelType w:val="hybridMultilevel"/>
     <w:tmpl w:val="20E09044"/>
@@ -5303,7 +5781,7 @@
       </w:rPr>
     </w:lvl>
   </w:abstractNum>
-  <w:abstractNum w:abstractNumId="15" w15:restartNumberingAfterBreak="0">
+  <w:abstractNum w:abstractNumId="16" w15:restartNumberingAfterBreak="0">
     <w:nsid w:val="4829100B"/>
     <w:multiLevelType w:val="multilevel"/>
     <w:tmpl w:val="570AB6C0"/>
@@ -5424,7 +5902,7 @@
       </w:pPr>
     </w:lvl>
   </w:abstractNum>
-  <w:abstractNum w:abstractNumId="16" w15:restartNumberingAfterBreak="0">
+  <w:abstractNum w:abstractNumId="17" w15:restartNumberingAfterBreak="0">
     <w:nsid w:val="5DB47EA5"/>
     <w:multiLevelType w:val="hybridMultilevel"/>
     <w:tmpl w:val="9C4EF07A"/>
@@ -5537,7 +6015,7 @@
       </w:rPr>
     </w:lvl>
   </w:abstractNum>
-  <w:abstractNum w:abstractNumId="17" w15:restartNumberingAfterBreak="0">
+  <w:abstractNum w:abstractNumId="18" w15:restartNumberingAfterBreak="0">
     <w:nsid w:val="6041669E"/>
     <w:multiLevelType w:val="hybridMultilevel"/>
     <w:tmpl w:val="5EB01344"/>
@@ -5650,7 +6128,7 @@
       </w:rPr>
     </w:lvl>
   </w:abstractNum>
-  <w:abstractNum w:abstractNumId="18" w15:restartNumberingAfterBreak="0">
+  <w:abstractNum w:abstractNumId="19" w15:restartNumberingAfterBreak="0">
     <w:nsid w:val="60C65005"/>
     <w:multiLevelType w:val="hybridMultilevel"/>
     <w:tmpl w:val="16A88174"/>
@@ -5741,7 +6219,7 @@
       </w:pPr>
     </w:lvl>
   </w:abstractNum>
-  <w:abstractNum w:abstractNumId="19" w15:restartNumberingAfterBreak="0">
+  <w:abstractNum w:abstractNumId="20" w15:restartNumberingAfterBreak="0">
     <w:nsid w:val="646B18E2"/>
     <w:multiLevelType w:val="hybridMultilevel"/>
     <w:tmpl w:val="00A40568"/>
@@ -5830,7 +6308,7 @@
       </w:pPr>
     </w:lvl>
   </w:abstractNum>
-  <w:abstractNum w:abstractNumId="20" w15:restartNumberingAfterBreak="0">
+  <w:abstractNum w:abstractNumId="21" w15:restartNumberingAfterBreak="0">
     <w:nsid w:val="668E1C83"/>
     <w:multiLevelType w:val="hybridMultilevel"/>
     <w:tmpl w:val="888CDC1E"/>
@@ -5942,7 +6420,7 @@
       </w:rPr>
     </w:lvl>
   </w:abstractNum>
-  <w:abstractNum w:abstractNumId="21" w15:restartNumberingAfterBreak="0">
+  <w:abstractNum w:abstractNumId="22" w15:restartNumberingAfterBreak="0">
     <w:nsid w:val="7ABE23DA"/>
     <w:multiLevelType w:val="hybridMultilevel"/>
     <w:tmpl w:val="46A47D72"/>
@@ -6055,7 +6533,7 @@
       </w:rPr>
     </w:lvl>
   </w:abstractNum>
-  <w:abstractNum w:abstractNumId="22" w15:restartNumberingAfterBreak="0">
+  <w:abstractNum w:abstractNumId="23" w15:restartNumberingAfterBreak="0">
     <w:nsid w:val="7E8C1C73"/>
     <w:multiLevelType w:val="hybridMultilevel"/>
     <w:tmpl w:val="C3460084"/>
@@ -6167,7 +6645,7 @@
       </w:rPr>
     </w:lvl>
   </w:abstractNum>
-  <w:abstractNum w:abstractNumId="23" w15:restartNumberingAfterBreak="0">
+  <w:abstractNum w:abstractNumId="24" w15:restartNumberingAfterBreak="0">
     <w:nsid w:val="7FDE4D7D"/>
     <w:multiLevelType w:val="hybridMultilevel"/>
     <w:tmpl w:val="1466F80A"/>
@@ -6281,10 +6759,10 @@
     </w:lvl>
   </w:abstractNum>
   <w:num w:numId="1">
-    <w:abstractNumId w:val="12"/>
+    <w:abstractNumId w:val="13"/>
   </w:num>
   <w:num w:numId="2">
-    <w:abstractNumId w:val="11"/>
+    <w:abstractNumId w:val="12"/>
   </w:num>
   <w:num w:numId="3">
     <w:abstractNumId w:val="1"/>
@@ -6296,61 +6774,64 @@
     <w:abstractNumId w:val="4"/>
   </w:num>
   <w:num w:numId="6">
-    <w:abstractNumId w:val="18"/>
+    <w:abstractNumId w:val="19"/>
   </w:num>
   <w:num w:numId="7">
-    <w:abstractNumId w:val="7"/>
+    <w:abstractNumId w:val="8"/>
   </w:num>
   <w:num w:numId="8">
     <w:abstractNumId w:val="6"/>
   </w:num>
   <w:num w:numId="9">
-    <w:abstractNumId w:val="19"/>
+    <w:abstractNumId w:val="20"/>
   </w:num>
   <w:num w:numId="10">
     <w:abstractNumId w:val="3"/>
   </w:num>
   <w:num w:numId="11">
-    <w:abstractNumId w:val="10"/>
+    <w:abstractNumId w:val="11"/>
   </w:num>
   <w:num w:numId="12">
     <w:abstractNumId w:val="0"/>
   </w:num>
   <w:num w:numId="13">
-    <w:abstractNumId w:val="21"/>
+    <w:abstractNumId w:val="22"/>
   </w:num>
   <w:num w:numId="14">
+    <w:abstractNumId w:val="24"/>
+  </w:num>
+  <w:num w:numId="15">
+    <w:abstractNumId w:val="17"/>
+  </w:num>
+  <w:num w:numId="16">
+    <w:abstractNumId w:val="18"/>
+  </w:num>
+  <w:num w:numId="17">
+    <w:abstractNumId w:val="10"/>
+  </w:num>
+  <w:num w:numId="18">
     <w:abstractNumId w:val="23"/>
   </w:num>
-  <w:num w:numId="15">
-    <w:abstractNumId w:val="16"/>
-  </w:num>
-  <w:num w:numId="16">
-    <w:abstractNumId w:val="17"/>
-  </w:num>
-  <w:num w:numId="17">
-    <w:abstractNumId w:val="9"/>
-  </w:num>
-  <w:num w:numId="18">
-    <w:abstractNumId w:val="22"/>
-  </w:num>
   <w:num w:numId="19">
-    <w:abstractNumId w:val="14"/>
+    <w:abstractNumId w:val="15"/>
   </w:num>
   <w:num w:numId="20">
-    <w:abstractNumId w:val="20"/>
+    <w:abstractNumId w:val="21"/>
   </w:num>
   <w:num w:numId="21">
     <w:abstractNumId w:val="5"/>
   </w:num>
   <w:num w:numId="22">
-    <w:abstractNumId w:val="13"/>
+    <w:abstractNumId w:val="14"/>
   </w:num>
   <w:num w:numId="23">
-    <w:abstractNumId w:val="8"/>
+    <w:abstractNumId w:val="9"/>
   </w:num>
   <w:num w:numId="24">
-    <w:abstractNumId w:val="15"/>
+    <w:abstractNumId w:val="16"/>
+  </w:num>
+  <w:num w:numId="25">
+    <w:abstractNumId w:val="7"/>
   </w:num>
 </w:numbering>
 </file>
@@ -7028,7 +7509,7 @@
 </file>
 
 <file path=customXml/itemProps1.xml><?xml version="1.0" encoding="utf-8"?>
-<ds:datastoreItem xmlns:ds="http://schemas.openxmlformats.org/officeDocument/2006/customXml" ds:itemID="{3F85B155-BA92-4829-902F-E4A299B3974B}">
+<ds:datastoreItem xmlns:ds="http://schemas.openxmlformats.org/officeDocument/2006/customXml" ds:itemID="{F0EE7F7F-40C8-44CC-B608-D63A42D68C9F}">
   <ds:schemaRefs>
     <ds:schemaRef ds:uri="http://schemas.openxmlformats.org/officeDocument/2006/bibliography"/>
   </ds:schemaRefs>
